--- a/docassemble/MLHPPOAndProposedOrder/data/templates/cc_395_attachment.docx
+++ b/docassemble/MLHPPOAndProposedOrder/data/templates/cc_395_attachment.docx
@@ -733,19 +733,77 @@
     </w:p>
     <w:p>
       <w:pPr>
-        <w:rPr>
-          <w:rFonts w:ascii="Arial" w:hAnsi="Arial" w:cs="Arial"/>
-          <w:sz w:val="22"/>
-          <w:szCs w:val="22"/>
-        </w:rPr>
-      </w:pPr>
-      <w:r>
-        <w:rPr>
-          <w:rFonts w:ascii="Arial" w:hAnsi="Arial" w:cs="Arial"/>
-          <w:sz w:val="22"/>
-          <w:szCs w:val="22"/>
-        </w:rPr>
-        <w:tab/>
+        <w:ind w:left="720"/>
+        <w:rPr>
+          <w:rFonts w:ascii="Arial" w:hAnsi="Arial" w:cs="Arial"/>
+          <w:sz w:val="22"/>
+          <w:szCs w:val="22"/>
+        </w:rPr>
+      </w:pPr>
+      <w:r>
+        <w:rPr>
+          <w:rFonts w:ascii="Arial" w:hAnsi="Arial" w:cs="Arial"/>
+          <w:sz w:val="22"/>
+          <w:szCs w:val="22"/>
+        </w:rPr>
+        <w:t>{%p if respondent_sexual_assault_conviction and loop.first %}</w:t>
+      </w:r>
+    </w:p>
+    <w:p>
+      <w:pPr>
+        <w:ind w:left="720"/>
+        <w:rPr>
+          <w:rFonts w:ascii="Arial" w:hAnsi="Arial" w:cs="Arial"/>
+          <w:b/>
+          <w:bCs/>
+          <w:sz w:val="22"/>
+          <w:szCs w:val="22"/>
+        </w:rPr>
+      </w:pPr>
+      <w:r>
+        <w:rPr>
+          <w:rFonts w:ascii="Arial" w:hAnsi="Arial" w:cs="Arial"/>
+          <w:b/>
+          <w:bCs/>
+          <w:sz w:val="22"/>
+          <w:szCs w:val="22"/>
+        </w:rPr>
+        <w:t>Sexual Assault Conviction</w:t>
+      </w:r>
+    </w:p>
+    <w:p>
+      <w:pPr>
+        <w:ind w:left="720"/>
+        <w:rPr>
+          <w:rFonts w:ascii="Arial" w:hAnsi="Arial" w:cs="Arial"/>
+          <w:sz w:val="22"/>
+          <w:szCs w:val="22"/>
+        </w:rPr>
+      </w:pPr>
+      <w:r>
+        <w:rPr>
+          <w:rFonts w:ascii="Arial" w:hAnsi="Arial" w:cs="Arial"/>
+          <w:sz w:val="22"/>
+          <w:szCs w:val="22"/>
+        </w:rPr>
+        <w:t>{%p endif %}</w:t>
+      </w:r>
+    </w:p>
+    <w:p>
+      <w:pPr>
+        <w:ind w:firstLine="720"/>
+        <w:rPr>
+          <w:rFonts w:ascii="Arial" w:hAnsi="Arial" w:cs="Arial"/>
+          <w:sz w:val="22"/>
+          <w:szCs w:val="22"/>
+        </w:rPr>
+      </w:pPr>
+      <w:r>
+        <w:rPr>
+          <w:rFonts w:ascii="Arial" w:hAnsi="Arial" w:cs="Arial"/>
+          <w:sz w:val="22"/>
+          <w:szCs w:val="22"/>
+        </w:rPr>
         <w:t>Case number: {{ order.docket_number }}</w:t>
       </w:r>
     </w:p>
@@ -800,6 +858,7 @@
           <w:sz w:val="22"/>
           <w:szCs w:val="22"/>
         </w:rPr>
+        <w:lastRenderedPageBreak/>
         <w:t>{%p else %}</w:t>
       </w:r>
     </w:p>
@@ -854,7 +913,6 @@
           <w:sz w:val="22"/>
           <w:szCs w:val="22"/>
         </w:rPr>
-        <w:lastRenderedPageBreak/>
         <w:t>{%p if order.court_county %}</w:t>
       </w:r>
     </w:p>
@@ -1090,6 +1148,168 @@
           <w:szCs w:val="22"/>
         </w:rPr>
         <w:t>Name of judge:____________________________________________________</w:t>
+      </w:r>
+    </w:p>
+    <w:p>
+      <w:pPr>
+        <w:ind w:left="720"/>
+        <w:rPr>
+          <w:rFonts w:ascii="Arial" w:hAnsi="Arial" w:cs="Arial"/>
+          <w:sz w:val="22"/>
+          <w:szCs w:val="22"/>
+        </w:rPr>
+      </w:pPr>
+      <w:r>
+        <w:rPr>
+          <w:rFonts w:ascii="Arial" w:hAnsi="Arial" w:cs="Arial"/>
+          <w:sz w:val="22"/>
+          <w:szCs w:val="22"/>
+        </w:rPr>
+        <w:t>{%p endif %}</w:t>
+      </w:r>
+    </w:p>
+    <w:p>
+      <w:pPr>
+        <w:ind w:left="720"/>
+        <w:rPr>
+          <w:rFonts w:ascii="Arial" w:hAnsi="Arial" w:cs="Arial"/>
+          <w:sz w:val="22"/>
+          <w:szCs w:val="22"/>
+        </w:rPr>
+      </w:pPr>
+      <w:r>
+        <w:rPr>
+          <w:rFonts w:ascii="Arial" w:hAnsi="Arial" w:cs="Arial"/>
+          <w:sz w:val="22"/>
+          <w:szCs w:val="22"/>
+        </w:rPr>
+        <w:t>{%p if respondent_sexual_assault_conviction and loop.first %}</w:t>
+      </w:r>
+    </w:p>
+    <w:p>
+      <w:pPr>
+        <w:ind w:left="720"/>
+        <w:rPr>
+          <w:rFonts w:ascii="Arial" w:hAnsi="Arial" w:cs="Arial"/>
+          <w:sz w:val="22"/>
+          <w:szCs w:val="22"/>
+        </w:rPr>
+      </w:pPr>
+      <w:r>
+        <w:rPr>
+          <w:rFonts w:ascii="Arial" w:hAnsi="Arial" w:cs="Arial"/>
+          <w:sz w:val="22"/>
+          <w:szCs w:val="22"/>
+        </w:rPr>
+        <w:t>{%p if order.incident_multiple_dates %}</w:t>
+      </w:r>
+    </w:p>
+    <w:p>
+      <w:pPr>
+        <w:ind w:left="720"/>
+        <w:rPr>
+          <w:rFonts w:ascii="Arial" w:hAnsi="Arial" w:cs="Arial"/>
+          <w:sz w:val="22"/>
+          <w:szCs w:val="22"/>
+        </w:rPr>
+      </w:pPr>
+      <w:r>
+        <w:rPr>
+          <w:rFonts w:ascii="Arial" w:hAnsi="Arial" w:cs="Arial"/>
+          <w:sz w:val="22"/>
+          <w:szCs w:val="22"/>
+        </w:rPr>
+        <w:t>Incident(s) start date: {{ order.incident_start_date }}</w:t>
+      </w:r>
+    </w:p>
+    <w:p>
+      <w:pPr>
+        <w:ind w:left="720"/>
+        <w:rPr>
+          <w:rFonts w:ascii="Arial" w:hAnsi="Arial" w:cs="Arial"/>
+          <w:sz w:val="22"/>
+          <w:szCs w:val="22"/>
+        </w:rPr>
+      </w:pPr>
+      <w:r>
+        <w:rPr>
+          <w:rFonts w:ascii="Arial" w:hAnsi="Arial" w:cs="Arial"/>
+          <w:sz w:val="22"/>
+          <w:szCs w:val="22"/>
+        </w:rPr>
+        <w:t>Incident(s) end date: {{ order.incident_end_date }}</w:t>
+      </w:r>
+    </w:p>
+    <w:p>
+      <w:pPr>
+        <w:ind w:left="720"/>
+        <w:rPr>
+          <w:rFonts w:ascii="Arial" w:hAnsi="Arial" w:cs="Arial"/>
+          <w:sz w:val="22"/>
+          <w:szCs w:val="22"/>
+        </w:rPr>
+      </w:pPr>
+      <w:r>
+        <w:rPr>
+          <w:rFonts w:ascii="Arial" w:hAnsi="Arial" w:cs="Arial"/>
+          <w:sz w:val="22"/>
+          <w:szCs w:val="22"/>
+        </w:rPr>
+        <w:t>{%p else %}</w:t>
+      </w:r>
+    </w:p>
+    <w:p>
+      <w:pPr>
+        <w:ind w:left="720"/>
+        <w:rPr>
+          <w:rFonts w:ascii="Arial" w:hAnsi="Arial" w:cs="Arial"/>
+          <w:sz w:val="22"/>
+          <w:szCs w:val="22"/>
+        </w:rPr>
+      </w:pPr>
+      <w:r>
+        <w:rPr>
+          <w:rFonts w:ascii="Arial" w:hAnsi="Arial" w:cs="Arial"/>
+          <w:sz w:val="22"/>
+          <w:szCs w:val="22"/>
+        </w:rPr>
+        <w:t>Incident date: {{ order.incident_start_date }}</w:t>
+      </w:r>
+    </w:p>
+    <w:p>
+      <w:pPr>
+        <w:ind w:left="720"/>
+        <w:rPr>
+          <w:rFonts w:ascii="Arial" w:hAnsi="Arial" w:cs="Arial"/>
+          <w:sz w:val="22"/>
+          <w:szCs w:val="22"/>
+        </w:rPr>
+      </w:pPr>
+      <w:r>
+        <w:rPr>
+          <w:rFonts w:ascii="Arial" w:hAnsi="Arial" w:cs="Arial"/>
+          <w:sz w:val="22"/>
+          <w:szCs w:val="22"/>
+        </w:rPr>
+        <w:t>{%p endif %}</w:t>
+      </w:r>
+    </w:p>
+    <w:p>
+      <w:pPr>
+        <w:ind w:left="720"/>
+        <w:rPr>
+          <w:rFonts w:ascii="Arial" w:hAnsi="Arial" w:cs="Arial"/>
+          <w:sz w:val="22"/>
+          <w:szCs w:val="22"/>
+        </w:rPr>
+      </w:pPr>
+      <w:r>
+        <w:rPr>
+          <w:rFonts w:ascii="Arial" w:hAnsi="Arial" w:cs="Arial"/>
+          <w:sz w:val="22"/>
+          <w:szCs w:val="22"/>
+        </w:rPr>
+        <w:t>Incident description: {{ order.incident_description }}</w:t>
       </w:r>
     </w:p>
     <w:p>
@@ -1303,7 +1523,6 @@
           <w:szCs w:val="22"/>
         </w:rPr>
       </w:pPr>
-      <w:proofErr w:type="gramStart"/>
       <w:r>
         <w:rPr>
           <w:rFonts w:ascii="Arial" w:hAnsi="Arial" w:cs="Arial"/>
@@ -1318,42 +1537,15 @@
           <w:sz w:val="22"/>
           <w:szCs w:val="22"/>
         </w:rPr>
-        <w:t>item</w:t>
-      </w:r>
-      <w:proofErr w:type="gramEnd"/>
-      <w:r>
-        <w:rPr>
-          <w:rFonts w:ascii="Arial" w:hAnsi="Arial" w:cs="Arial"/>
-          <w:sz w:val="22"/>
-          <w:szCs w:val="22"/>
-        </w:rPr>
-        <w:t>.on_one_</w:t>
-      </w:r>
-      <w:proofErr w:type="gramStart"/>
-      <w:r>
-        <w:rPr>
-          <w:rFonts w:ascii="Arial" w:hAnsi="Arial" w:cs="Arial"/>
-          <w:sz w:val="22"/>
-          <w:szCs w:val="22"/>
-        </w:rPr>
-        <w:t>line()</w:t>
-      </w:r>
-      <w:r>
-        <w:rPr>
-          <w:rFonts w:ascii="Arial" w:hAnsi="Arial" w:cs="Arial"/>
-          <w:sz w:val="22"/>
-          <w:szCs w:val="22"/>
-        </w:rPr>
-        <w:t xml:space="preserve"> }</w:t>
-      </w:r>
-      <w:proofErr w:type="gramEnd"/>
-      <w:r>
-        <w:rPr>
-          <w:rFonts w:ascii="Arial" w:hAnsi="Arial" w:cs="Arial"/>
-          <w:sz w:val="22"/>
-          <w:szCs w:val="22"/>
-        </w:rPr>
-        <w:t>}</w:t>
+        <w:t>item.on_one_line()</w:t>
+      </w:r>
+      <w:r>
+        <w:rPr>
+          <w:rFonts w:ascii="Arial" w:hAnsi="Arial" w:cs="Arial"/>
+          <w:sz w:val="22"/>
+          <w:szCs w:val="22"/>
+        </w:rPr>
+        <w:t xml:space="preserve"> }}</w:t>
       </w:r>
     </w:p>
     <w:p>
@@ -1371,18 +1563,8 @@
           <w:sz w:val="22"/>
           <w:szCs w:val="22"/>
         </w:rPr>
-        <w:t xml:space="preserve">{%p </w:t>
-      </w:r>
-      <w:proofErr w:type="gramStart"/>
-      <w:r>
-        <w:rPr>
-          <w:rFonts w:ascii="Arial" w:hAnsi="Arial" w:cs="Arial"/>
-          <w:sz w:val="22"/>
-          <w:szCs w:val="22"/>
-        </w:rPr>
-        <w:t>endfor %}</w:t>
-      </w:r>
-      <w:proofErr w:type="gramEnd"/>
+        <w:t>{%p endfor %}</w:t>
+      </w:r>
     </w:p>
     <w:p>
       <w:pPr>
@@ -1408,18 +1590,8 @@
           <w:sz w:val="22"/>
           <w:szCs w:val="22"/>
         </w:rPr>
-        <w:t xml:space="preserve">{%p </w:t>
-      </w:r>
-      <w:proofErr w:type="gramStart"/>
-      <w:r>
-        <w:rPr>
-          <w:rFonts w:ascii="Arial" w:hAnsi="Arial" w:cs="Arial"/>
-          <w:sz w:val="22"/>
-          <w:szCs w:val="22"/>
-        </w:rPr>
-        <w:t>endif %}</w:t>
-      </w:r>
-      <w:proofErr w:type="gramEnd"/>
+        <w:t>{%p endif %}</w:t>
+      </w:r>
     </w:p>
     <w:p>
       <w:pPr>
@@ -1618,6 +1790,7 @@
           <w:sz w:val="22"/>
           <w:szCs w:val="22"/>
         </w:rPr>
+        <w:lastRenderedPageBreak/>
         <w:t>{%p endif %}</w:t>
       </w:r>
     </w:p>

--- a/docassemble/MLHPPOAndProposedOrder/data/templates/cc_395_attachment.docx
+++ b/docassemble/MLHPPOAndProposedOrder/data/templates/cc_395_attachment.docx
@@ -1201,115 +1201,93 @@
           <w:sz w:val="22"/>
           <w:szCs w:val="22"/>
         </w:rPr>
-        <w:t>{%p if order.incident_multiple_dates %}</w:t>
-      </w:r>
-    </w:p>
-    <w:p>
-      <w:pPr>
-        <w:ind w:left="720"/>
-        <w:rPr>
-          <w:rFonts w:ascii="Arial" w:hAnsi="Arial" w:cs="Arial"/>
-          <w:sz w:val="22"/>
-          <w:szCs w:val="22"/>
-        </w:rPr>
-      </w:pPr>
-      <w:r>
-        <w:rPr>
-          <w:rFonts w:ascii="Arial" w:hAnsi="Arial" w:cs="Arial"/>
-          <w:sz w:val="22"/>
-          <w:szCs w:val="22"/>
-        </w:rPr>
-        <w:t>Incident(s) start date: {{ order.incident_start_date }}</w:t>
-      </w:r>
-    </w:p>
-    <w:p>
-      <w:pPr>
-        <w:ind w:left="720"/>
-        <w:rPr>
-          <w:rFonts w:ascii="Arial" w:hAnsi="Arial" w:cs="Arial"/>
-          <w:sz w:val="22"/>
-          <w:szCs w:val="22"/>
-        </w:rPr>
-      </w:pPr>
-      <w:r>
-        <w:rPr>
-          <w:rFonts w:ascii="Arial" w:hAnsi="Arial" w:cs="Arial"/>
-          <w:sz w:val="22"/>
-          <w:szCs w:val="22"/>
-        </w:rPr>
-        <w:t>Incident(s) end date: {{ order.incident_end_date }}</w:t>
-      </w:r>
-    </w:p>
-    <w:p>
-      <w:pPr>
-        <w:ind w:left="720"/>
-        <w:rPr>
-          <w:rFonts w:ascii="Arial" w:hAnsi="Arial" w:cs="Arial"/>
-          <w:sz w:val="22"/>
-          <w:szCs w:val="22"/>
-        </w:rPr>
-      </w:pPr>
-      <w:r>
-        <w:rPr>
-          <w:rFonts w:ascii="Arial" w:hAnsi="Arial" w:cs="Arial"/>
-          <w:sz w:val="22"/>
-          <w:szCs w:val="22"/>
-        </w:rPr>
-        <w:t>{%p else %}</w:t>
-      </w:r>
-    </w:p>
-    <w:p>
-      <w:pPr>
-        <w:ind w:left="720"/>
-        <w:rPr>
-          <w:rFonts w:ascii="Arial" w:hAnsi="Arial" w:cs="Arial"/>
-          <w:sz w:val="22"/>
-          <w:szCs w:val="22"/>
-        </w:rPr>
-      </w:pPr>
-      <w:r>
-        <w:rPr>
-          <w:rFonts w:ascii="Arial" w:hAnsi="Arial" w:cs="Arial"/>
-          <w:sz w:val="22"/>
-          <w:szCs w:val="22"/>
-        </w:rPr>
-        <w:t>Incident date: {{ order.incident_start_date }}</w:t>
-      </w:r>
-    </w:p>
-    <w:p>
-      <w:pPr>
-        <w:ind w:left="720"/>
-        <w:rPr>
-          <w:rFonts w:ascii="Arial" w:hAnsi="Arial" w:cs="Arial"/>
-          <w:sz w:val="22"/>
-          <w:szCs w:val="22"/>
-        </w:rPr>
-      </w:pPr>
-      <w:r>
-        <w:rPr>
-          <w:rFonts w:ascii="Arial" w:hAnsi="Arial" w:cs="Arial"/>
-          <w:sz w:val="22"/>
-          <w:szCs w:val="22"/>
-        </w:rPr>
-        <w:t>{%p endif %}</w:t>
-      </w:r>
-    </w:p>
-    <w:p>
-      <w:pPr>
-        <w:ind w:left="720"/>
-        <w:rPr>
-          <w:rFonts w:ascii="Arial" w:hAnsi="Arial" w:cs="Arial"/>
-          <w:sz w:val="22"/>
-          <w:szCs w:val="22"/>
-        </w:rPr>
-      </w:pPr>
-      <w:r>
-        <w:rPr>
-          <w:rFonts w:ascii="Arial" w:hAnsi="Arial" w:cs="Arial"/>
-          <w:sz w:val="22"/>
-          <w:szCs w:val="22"/>
-        </w:rPr>
-        <w:t>Incident description: {{ order.incident_description }}</w:t>
+        <w:t>D</w:t>
+      </w:r>
+      <w:r>
+        <w:rPr>
+          <w:rFonts w:ascii="Arial" w:hAnsi="Arial" w:cs="Arial"/>
+          <w:sz w:val="22"/>
+          <w:szCs w:val="22"/>
+        </w:rPr>
+        <w:t>escription</w:t>
+      </w:r>
+      <w:r>
+        <w:rPr>
+          <w:rFonts w:ascii="Arial" w:hAnsi="Arial" w:cs="Arial"/>
+          <w:sz w:val="22"/>
+          <w:szCs w:val="22"/>
+        </w:rPr>
+        <w:t xml:space="preserve"> of underlying facts</w:t>
+      </w:r>
+      <w:r>
+        <w:rPr>
+          <w:rFonts w:ascii="Arial" w:hAnsi="Arial" w:cs="Arial"/>
+          <w:sz w:val="22"/>
+          <w:szCs w:val="22"/>
+        </w:rPr>
+        <w:t xml:space="preserve">: {{ </w:t>
+      </w:r>
+      <w:proofErr w:type="spellStart"/>
+      <w:r>
+        <w:rPr>
+          <w:rFonts w:ascii="Arial" w:hAnsi="Arial" w:cs="Arial"/>
+          <w:sz w:val="22"/>
+          <w:szCs w:val="22"/>
+        </w:rPr>
+        <w:t>order.incident_description</w:t>
+      </w:r>
+      <w:proofErr w:type="spellEnd"/>
+      <w:r>
+        <w:rPr>
+          <w:rFonts w:ascii="Arial" w:hAnsi="Arial" w:cs="Arial"/>
+          <w:sz w:val="22"/>
+          <w:szCs w:val="22"/>
+        </w:rPr>
+        <w:t xml:space="preserve"> }}</w:t>
+      </w:r>
+    </w:p>
+    <w:p>
+      <w:pPr>
+        <w:ind w:left="720"/>
+        <w:rPr>
+          <w:rFonts w:ascii="Arial" w:hAnsi="Arial" w:cs="Arial"/>
+          <w:sz w:val="22"/>
+          <w:szCs w:val="22"/>
+        </w:rPr>
+      </w:pPr>
+      <w:r>
+        <w:rPr>
+          <w:rFonts w:ascii="Arial" w:hAnsi="Arial" w:cs="Arial"/>
+          <w:sz w:val="22"/>
+          <w:szCs w:val="22"/>
+        </w:rPr>
+        <w:t xml:space="preserve">Additional actions by Respondent that cause Petitioner to fear for their safety: {{ </w:t>
+      </w:r>
+      <w:proofErr w:type="spellStart"/>
+      <w:r>
+        <w:rPr>
+          <w:rFonts w:ascii="Arial" w:hAnsi="Arial" w:cs="Arial"/>
+          <w:sz w:val="22"/>
+          <w:szCs w:val="22"/>
+        </w:rPr>
+        <w:t>order.</w:t>
+      </w:r>
+      <w:r>
+        <w:rPr>
+          <w:rFonts w:ascii="Arial" w:hAnsi="Arial" w:cs="Arial"/>
+          <w:sz w:val="22"/>
+          <w:szCs w:val="22"/>
+        </w:rPr>
+        <w:t>additional_factors</w:t>
+      </w:r>
+      <w:proofErr w:type="spellEnd"/>
+      <w:r>
+        <w:rPr>
+          <w:rFonts w:ascii="Arial" w:hAnsi="Arial" w:cs="Arial"/>
+          <w:sz w:val="22"/>
+          <w:szCs w:val="22"/>
+        </w:rPr>
+        <w:t xml:space="preserve"> }}</w:t>
       </w:r>
     </w:p>
     <w:p>
@@ -1790,7 +1768,6 @@
           <w:sz w:val="22"/>
           <w:szCs w:val="22"/>
         </w:rPr>
-        <w:lastRenderedPageBreak/>
         <w:t>{%p endif %}</w:t>
       </w:r>
     </w:p>
@@ -1909,6 +1886,7 @@
           <w:sz w:val="22"/>
           <w:szCs w:val="22"/>
         </w:rPr>
+        <w:lastRenderedPageBreak/>
         <w:t xml:space="preserve">{{ </w:t>
       </w:r>
       <w:r>

--- a/docassemble/MLHPPOAndProposedOrder/data/templates/cc_395_attachment.docx
+++ b/docassemble/MLHPPOAndProposedOrder/data/templates/cc_395_attachment.docx
@@ -21,8 +21,9 @@
           <w:sz w:val="28"/>
           <w:szCs w:val="28"/>
         </w:rPr>
-        <w:t>Petition for Personal Protection Order {% if respondent_is_minor and not respondent_is_emancipated_minor %}Against a Minor {% endif %}</w:t>
-      </w:r>
+        <w:t xml:space="preserve">Petition for Personal Protection Order {% if respondent_is_minor and not respondent_is_emancipated_minor </w:t>
+      </w:r>
+      <w:proofErr w:type="gramStart"/>
       <w:r>
         <w:rPr>
           <w:rFonts w:ascii="Arial" w:hAnsi="Arial" w:cs="Arial"/>
@@ -31,8 +32,9 @@
           <w:sz w:val="28"/>
           <w:szCs w:val="28"/>
         </w:rPr>
-        <w:t>(</w:t>
-      </w:r>
+        <w:t>%}Against</w:t>
+      </w:r>
+      <w:proofErr w:type="gramEnd"/>
       <w:r>
         <w:rPr>
           <w:rFonts w:ascii="Arial" w:hAnsi="Arial" w:cs="Arial"/>
@@ -41,8 +43,9 @@
           <w:sz w:val="28"/>
           <w:szCs w:val="28"/>
         </w:rPr>
-        <w:t>Non-</w:t>
-      </w:r>
+        <w:t xml:space="preserve"> a Minor {% endif </w:t>
+      </w:r>
+      <w:proofErr w:type="gramStart"/>
       <w:r>
         <w:rPr>
           <w:rFonts w:ascii="Arial" w:hAnsi="Arial" w:cs="Arial"/>
@@ -51,7 +54,7 @@
           <w:sz w:val="28"/>
           <w:szCs w:val="28"/>
         </w:rPr>
-        <w:t xml:space="preserve">Domestic </w:t>
+        <w:t>%}</w:t>
       </w:r>
       <w:r>
         <w:rPr>
@@ -61,8 +64,9 @@
           <w:sz w:val="28"/>
           <w:szCs w:val="28"/>
         </w:rPr>
-        <w:t>Sexual Assault</w:t>
-      </w:r>
+        <w:t>(</w:t>
+      </w:r>
+      <w:proofErr w:type="gramEnd"/>
       <w:r>
         <w:rPr>
           <w:rFonts w:ascii="Arial" w:hAnsi="Arial" w:cs="Arial"/>
@@ -71,7 +75,7 @@
           <w:sz w:val="28"/>
           <w:szCs w:val="28"/>
         </w:rPr>
-        <w:t>) for {{ users[0].name</w:t>
+        <w:t>Non-</w:t>
       </w:r>
       <w:r>
         <w:rPr>
@@ -81,7 +85,7 @@
           <w:sz w:val="28"/>
           <w:szCs w:val="28"/>
         </w:rPr>
-        <w:t>_full()</w:t>
+        <w:t xml:space="preserve">Domestic </w:t>
       </w:r>
       <w:r>
         <w:rPr>
@@ -91,7 +95,7 @@
           <w:sz w:val="28"/>
           <w:szCs w:val="28"/>
         </w:rPr>
-        <w:t xml:space="preserve"> }}</w:t>
+        <w:t>Sexual Assault</w:t>
       </w:r>
       <w:r>
         <w:rPr>
@@ -101,6 +105,80 @@
           <w:sz w:val="28"/>
           <w:szCs w:val="28"/>
         </w:rPr>
+        <w:t xml:space="preserve">) for </w:t>
+      </w:r>
+      <w:proofErr w:type="gramStart"/>
+      <w:r>
+        <w:rPr>
+          <w:rFonts w:ascii="Arial" w:hAnsi="Arial" w:cs="Arial"/>
+          <w:b/>
+          <w:bCs/>
+          <w:sz w:val="28"/>
+          <w:szCs w:val="28"/>
+        </w:rPr>
+        <w:t>{{ users</w:t>
+      </w:r>
+      <w:proofErr w:type="gramEnd"/>
+      <w:r>
+        <w:rPr>
+          <w:rFonts w:ascii="Arial" w:hAnsi="Arial" w:cs="Arial"/>
+          <w:b/>
+          <w:bCs/>
+          <w:sz w:val="28"/>
+          <w:szCs w:val="28"/>
+        </w:rPr>
+        <w:t>[0].name</w:t>
+      </w:r>
+      <w:r>
+        <w:rPr>
+          <w:rFonts w:ascii="Arial" w:hAnsi="Arial" w:cs="Arial"/>
+          <w:b/>
+          <w:bCs/>
+          <w:sz w:val="28"/>
+          <w:szCs w:val="28"/>
+        </w:rPr>
+        <w:t>_</w:t>
+      </w:r>
+      <w:proofErr w:type="gramStart"/>
+      <w:r>
+        <w:rPr>
+          <w:rFonts w:ascii="Arial" w:hAnsi="Arial" w:cs="Arial"/>
+          <w:b/>
+          <w:bCs/>
+          <w:sz w:val="28"/>
+          <w:szCs w:val="28"/>
+        </w:rPr>
+        <w:t>full()</w:t>
+      </w:r>
+      <w:r>
+        <w:rPr>
+          <w:rFonts w:ascii="Arial" w:hAnsi="Arial" w:cs="Arial"/>
+          <w:b/>
+          <w:bCs/>
+          <w:sz w:val="28"/>
+          <w:szCs w:val="28"/>
+        </w:rPr>
+        <w:t xml:space="preserve"> }</w:t>
+      </w:r>
+      <w:proofErr w:type="gramEnd"/>
+      <w:r>
+        <w:rPr>
+          <w:rFonts w:ascii="Arial" w:hAnsi="Arial" w:cs="Arial"/>
+          <w:b/>
+          <w:bCs/>
+          <w:sz w:val="28"/>
+          <w:szCs w:val="28"/>
+        </w:rPr>
+        <w:t>}</w:t>
+      </w:r>
+      <w:r>
+        <w:rPr>
+          <w:rFonts w:ascii="Arial" w:hAnsi="Arial" w:cs="Arial"/>
+          <w:b/>
+          <w:bCs/>
+          <w:sz w:val="28"/>
+          <w:szCs w:val="28"/>
+        </w:rPr>
         <w:t xml:space="preserve"> Attachment</w:t>
       </w:r>
     </w:p>
@@ -125,8 +203,44 @@
           <w:sz w:val="22"/>
           <w:szCs w:val="22"/>
         </w:rPr>
-        <w:t>{%p if pending_actions_between_parties_yes %}</w:t>
-      </w:r>
+        <w:t xml:space="preserve">{%p if </w:t>
+      </w:r>
+      <w:proofErr w:type="spellStart"/>
+      <w:r>
+        <w:rPr>
+          <w:rFonts w:ascii="Arial" w:hAnsi="Arial" w:cs="Arial"/>
+          <w:sz w:val="22"/>
+          <w:szCs w:val="22"/>
+        </w:rPr>
+        <w:t>other_properties</w:t>
+      </w:r>
+      <w:proofErr w:type="spellEnd"/>
+      <w:r>
+        <w:rPr>
+          <w:rFonts w:ascii="Arial" w:hAnsi="Arial" w:cs="Arial"/>
+          <w:sz w:val="22"/>
+          <w:szCs w:val="22"/>
+        </w:rPr>
+        <w:t xml:space="preserve"> | length &gt; </w:t>
+      </w:r>
+      <w:proofErr w:type="gramStart"/>
+      <w:r>
+        <w:rPr>
+          <w:rFonts w:ascii="Arial" w:hAnsi="Arial" w:cs="Arial"/>
+          <w:sz w:val="22"/>
+          <w:szCs w:val="22"/>
+        </w:rPr>
+        <w:t>0</w:t>
+      </w:r>
+      <w:r>
+        <w:rPr>
+          <w:rFonts w:ascii="Arial" w:hAnsi="Arial" w:cs="Arial"/>
+          <w:sz w:val="22"/>
+          <w:szCs w:val="22"/>
+        </w:rPr>
+        <w:t xml:space="preserve"> %}</w:t>
+      </w:r>
+      <w:proofErr w:type="gramEnd"/>
     </w:p>
     <w:p>
       <w:pPr>
@@ -139,34 +253,83 @@
       <w:r>
         <w:rPr>
           <w:rFonts w:ascii="Arial" w:hAnsi="Arial" w:cs="Arial"/>
-          <w:sz w:val="22"/>
-          <w:szCs w:val="22"/>
-        </w:rPr>
-        <w:t xml:space="preserve">Other Pending Actions, continued from </w:t>
-      </w:r>
-      <w:r>
-        <w:rPr>
-          <w:rFonts w:ascii="Arial" w:hAnsi="Arial" w:cs="Arial"/>
-          <w:sz w:val="22"/>
-          <w:szCs w:val="22"/>
-        </w:rPr>
-        <w:t>{% if respondent_is_minor and (not respondent_is_emancipated_minor) %}B2a{% else %}</w:t>
-      </w:r>
-      <w:r>
-        <w:rPr>
-          <w:rFonts w:ascii="Arial" w:hAnsi="Arial" w:cs="Arial"/>
-          <w:sz w:val="22"/>
-          <w:szCs w:val="22"/>
-        </w:rPr>
-        <w:t>C</w:t>
-      </w:r>
-      <w:r>
-        <w:rPr>
-          <w:rFonts w:ascii="Arial" w:hAnsi="Arial" w:cs="Arial"/>
-          <w:sz w:val="22"/>
-          <w:szCs w:val="22"/>
-        </w:rPr>
-        <w:t>3a</w:t>
+          <w:color w:val="000000"/>
+          <w:sz w:val="22"/>
+          <w:szCs w:val="22"/>
+        </w:rPr>
+        <w:t xml:space="preserve">Relief Requested – </w:t>
+      </w:r>
+      <w:r>
+        <w:rPr>
+          <w:rFonts w:ascii="Arial" w:hAnsi="Arial" w:cs="Arial"/>
+          <w:sz w:val="22"/>
+          <w:szCs w:val="22"/>
+        </w:rPr>
+        <w:t>Prohibit entering onto the following properties</w:t>
+      </w:r>
+      <w:r>
+        <w:rPr>
+          <w:rFonts w:ascii="Arial" w:hAnsi="Arial" w:cs="Arial"/>
+          <w:sz w:val="22"/>
+          <w:szCs w:val="22"/>
+        </w:rPr>
+        <w:t xml:space="preserve">, continued from </w:t>
+      </w:r>
+      <w:r>
+        <w:rPr>
+          <w:rFonts w:ascii="Arial" w:hAnsi="Arial" w:cs="Arial"/>
+          <w:color w:val="000000"/>
+          <w:sz w:val="22"/>
+          <w:szCs w:val="22"/>
+        </w:rPr>
+        <w:t xml:space="preserve">{% if respondent_is_minor and (not respondent_is_emancipated_minor) </w:t>
+      </w:r>
+      <w:proofErr w:type="gramStart"/>
+      <w:r>
+        <w:rPr>
+          <w:rFonts w:ascii="Arial" w:hAnsi="Arial" w:cs="Arial"/>
+          <w:color w:val="000000"/>
+          <w:sz w:val="22"/>
+          <w:szCs w:val="22"/>
+        </w:rPr>
+        <w:t>%}D</w:t>
+      </w:r>
+      <w:proofErr w:type="gramEnd"/>
+      <w:r>
+        <w:rPr>
+          <w:rFonts w:ascii="Arial" w:hAnsi="Arial" w:cs="Arial"/>
+          <w:color w:val="000000"/>
+          <w:sz w:val="22"/>
+          <w:szCs w:val="22"/>
+        </w:rPr>
+        <w:t xml:space="preserve">4{% else </w:t>
+      </w:r>
+      <w:proofErr w:type="gramStart"/>
+      <w:r>
+        <w:rPr>
+          <w:rFonts w:ascii="Arial" w:hAnsi="Arial" w:cs="Arial"/>
+          <w:color w:val="000000"/>
+          <w:sz w:val="22"/>
+          <w:szCs w:val="22"/>
+        </w:rPr>
+        <w:t>%}</w:t>
+      </w:r>
+      <w:r>
+        <w:rPr>
+          <w:rFonts w:ascii="Arial" w:hAnsi="Arial" w:cs="Arial"/>
+          <w:sz w:val="22"/>
+          <w:szCs w:val="22"/>
+        </w:rPr>
+        <w:t>E</w:t>
+      </w:r>
+      <w:proofErr w:type="gramEnd"/>
+      <w:r>
+        <w:rPr>
+          <w:rFonts w:ascii="Arial" w:hAnsi="Arial" w:cs="Arial"/>
+          <w:sz w:val="22"/>
+          <w:szCs w:val="22"/>
+        </w:rPr>
+        <w:t>5</w:t>
       </w:r>
       <w:r>
         <w:rPr>
@@ -175,6 +338,14 @@
           <w:szCs w:val="22"/>
         </w:rPr>
         <w:t>{% endif %}</w:t>
+      </w:r>
+      <w:r>
+        <w:rPr>
+          <w:rFonts w:ascii="Arial" w:hAnsi="Arial" w:cs="Arial"/>
+          <w:sz w:val="22"/>
+          <w:szCs w:val="22"/>
+        </w:rPr>
+        <w:t>:</w:t>
       </w:r>
     </w:p>
     <w:p>
@@ -191,1292 +362,36 @@
           <w:sz w:val="22"/>
           <w:szCs w:val="22"/>
         </w:rPr>
-        <w:tab/>
-        <w:t xml:space="preserve">{%p for action in </w:t>
-      </w:r>
-      <w:r>
-        <w:t>pending_actions.complete_elements()</w:t>
-      </w:r>
-      <w:r>
-        <w:rPr>
-          <w:rFonts w:ascii="Arial" w:hAnsi="Arial" w:cs="Arial"/>
-          <w:sz w:val="22"/>
-          <w:szCs w:val="22"/>
-        </w:rPr>
-        <w:t xml:space="preserve"> %}</w:t>
-      </w:r>
-    </w:p>
-    <w:p>
-      <w:pPr>
-        <w:rPr>
-          <w:rFonts w:ascii="Arial" w:hAnsi="Arial" w:cs="Arial"/>
-          <w:sz w:val="22"/>
-          <w:szCs w:val="22"/>
-        </w:rPr>
-      </w:pPr>
-    </w:p>
-    <w:p>
-      <w:pPr>
-        <w:rPr>
-          <w:rFonts w:ascii="Arial" w:hAnsi="Arial" w:cs="Arial"/>
-          <w:sz w:val="22"/>
-          <w:szCs w:val="22"/>
-        </w:rPr>
-      </w:pPr>
-      <w:r>
-        <w:rPr>
-          <w:rFonts w:ascii="Arial" w:hAnsi="Arial" w:cs="Arial"/>
-          <w:sz w:val="22"/>
-          <w:szCs w:val="22"/>
-        </w:rPr>
-        <w:tab/>
-        <w:t>Case number: {{ action.docket_number }}</w:t>
-      </w:r>
-    </w:p>
-    <w:p>
-      <w:pPr>
-        <w:rPr>
-          <w:rFonts w:ascii="Arial" w:hAnsi="Arial" w:cs="Arial"/>
-          <w:sz w:val="22"/>
-          <w:szCs w:val="22"/>
-        </w:rPr>
-      </w:pPr>
-      <w:r>
-        <w:rPr>
-          <w:rFonts w:ascii="Arial" w:hAnsi="Arial" w:cs="Arial"/>
-          <w:sz w:val="22"/>
-          <w:szCs w:val="22"/>
-        </w:rPr>
-        <w:tab/>
-        <w:t>{%p if action.court_name %}</w:t>
-      </w:r>
-    </w:p>
-    <w:p>
-      <w:pPr>
-        <w:ind w:left="720"/>
-        <w:rPr>
-          <w:rFonts w:ascii="Arial" w:hAnsi="Arial" w:cs="Arial"/>
-          <w:sz w:val="22"/>
-          <w:szCs w:val="22"/>
-        </w:rPr>
-      </w:pPr>
-      <w:r>
-        <w:rPr>
-          <w:rFonts w:ascii="Arial" w:hAnsi="Arial" w:cs="Arial"/>
-          <w:sz w:val="22"/>
-          <w:szCs w:val="22"/>
-        </w:rPr>
-        <w:t>Name of court: {{ action.court_name }}</w:t>
-      </w:r>
-    </w:p>
-    <w:p>
-      <w:pPr>
-        <w:ind w:left="720"/>
-        <w:rPr>
-          <w:rFonts w:ascii="Arial" w:hAnsi="Arial" w:cs="Arial"/>
-          <w:sz w:val="22"/>
-          <w:szCs w:val="22"/>
-        </w:rPr>
-      </w:pPr>
-      <w:r>
-        <w:rPr>
-          <w:rFonts w:ascii="Arial" w:hAnsi="Arial" w:cs="Arial"/>
-          <w:sz w:val="22"/>
-          <w:szCs w:val="22"/>
-        </w:rPr>
-        <w:t>{%p else %}</w:t>
-      </w:r>
-    </w:p>
-    <w:p>
-      <w:pPr>
-        <w:ind w:left="720"/>
-        <w:rPr>
-          <w:rFonts w:ascii="Arial" w:hAnsi="Arial" w:cs="Arial"/>
-          <w:sz w:val="22"/>
-          <w:szCs w:val="22"/>
-        </w:rPr>
-      </w:pPr>
-      <w:r>
-        <w:rPr>
-          <w:rFonts w:ascii="Arial" w:hAnsi="Arial" w:cs="Arial"/>
-          <w:sz w:val="22"/>
-          <w:szCs w:val="22"/>
-        </w:rPr>
-        <w:t>Name of court:____________________________________________________</w:t>
-      </w:r>
-    </w:p>
-    <w:p>
-      <w:pPr>
-        <w:ind w:left="720"/>
-        <w:rPr>
-          <w:rFonts w:ascii="Arial" w:hAnsi="Arial" w:cs="Arial"/>
-          <w:sz w:val="22"/>
-          <w:szCs w:val="22"/>
-        </w:rPr>
-      </w:pPr>
-      <w:r>
-        <w:rPr>
-          <w:rFonts w:ascii="Arial" w:hAnsi="Arial" w:cs="Arial"/>
-          <w:sz w:val="22"/>
-          <w:szCs w:val="22"/>
-        </w:rPr>
-        <w:t>{%p endif %}</w:t>
-      </w:r>
-    </w:p>
-    <w:p>
-      <w:pPr>
-        <w:ind w:left="720"/>
-        <w:rPr>
-          <w:rFonts w:ascii="Arial" w:hAnsi="Arial" w:cs="Arial"/>
-          <w:sz w:val="22"/>
-          <w:szCs w:val="22"/>
-        </w:rPr>
-      </w:pPr>
-      <w:r>
-        <w:rPr>
-          <w:rFonts w:ascii="Arial" w:hAnsi="Arial" w:cs="Arial"/>
-          <w:sz w:val="22"/>
-          <w:szCs w:val="22"/>
-        </w:rPr>
-        <w:t>{%p if action.court_county %}</w:t>
-      </w:r>
-    </w:p>
-    <w:p>
-      <w:pPr>
-        <w:ind w:left="720"/>
-        <w:rPr>
-          <w:rFonts w:ascii="Arial" w:hAnsi="Arial" w:cs="Arial"/>
-          <w:sz w:val="22"/>
-          <w:szCs w:val="22"/>
-        </w:rPr>
-      </w:pPr>
-      <w:r>
-        <w:rPr>
-          <w:rFonts w:ascii="Arial" w:hAnsi="Arial" w:cs="Arial"/>
-          <w:sz w:val="22"/>
-          <w:szCs w:val="22"/>
-        </w:rPr>
-        <w:t>County: {{ action.court_county }}</w:t>
-      </w:r>
-    </w:p>
-    <w:p>
-      <w:pPr>
-        <w:ind w:left="720"/>
-        <w:rPr>
-          <w:rFonts w:ascii="Arial" w:hAnsi="Arial" w:cs="Arial"/>
-          <w:sz w:val="22"/>
-          <w:szCs w:val="22"/>
-        </w:rPr>
-      </w:pPr>
-      <w:r>
-        <w:rPr>
-          <w:rFonts w:ascii="Arial" w:hAnsi="Arial" w:cs="Arial"/>
-          <w:sz w:val="22"/>
-          <w:szCs w:val="22"/>
-        </w:rPr>
-        <w:t>{%p else %}</w:t>
-      </w:r>
-    </w:p>
-    <w:p>
-      <w:pPr>
-        <w:ind w:left="720"/>
-        <w:rPr>
-          <w:rFonts w:ascii="Arial" w:hAnsi="Arial" w:cs="Arial"/>
-          <w:sz w:val="22"/>
-          <w:szCs w:val="22"/>
-        </w:rPr>
-      </w:pPr>
-      <w:r>
-        <w:rPr>
-          <w:rFonts w:ascii="Arial" w:hAnsi="Arial" w:cs="Arial"/>
-          <w:sz w:val="22"/>
-          <w:szCs w:val="22"/>
-        </w:rPr>
-        <w:t>County:__________________________________________________________</w:t>
-      </w:r>
-    </w:p>
-    <w:p>
-      <w:pPr>
-        <w:ind w:left="720"/>
-        <w:rPr>
-          <w:rFonts w:ascii="Arial" w:hAnsi="Arial" w:cs="Arial"/>
-          <w:sz w:val="22"/>
-          <w:szCs w:val="22"/>
-        </w:rPr>
-      </w:pPr>
-      <w:r>
-        <w:rPr>
-          <w:rFonts w:ascii="Arial" w:hAnsi="Arial" w:cs="Arial"/>
-          <w:sz w:val="22"/>
-          <w:szCs w:val="22"/>
-        </w:rPr>
-        <w:t>{%p endif %}</w:t>
-      </w:r>
-    </w:p>
-    <w:p>
-      <w:pPr>
-        <w:ind w:left="720"/>
-        <w:rPr>
-          <w:rFonts w:ascii="Arial" w:hAnsi="Arial" w:cs="Arial"/>
-          <w:sz w:val="22"/>
-          <w:szCs w:val="22"/>
-        </w:rPr>
-      </w:pPr>
-      <w:r>
-        <w:rPr>
-          <w:rFonts w:ascii="Arial" w:hAnsi="Arial" w:cs="Arial"/>
-          <w:sz w:val="22"/>
-          <w:szCs w:val="22"/>
-        </w:rPr>
-        <w:t>{%p if action.court_state %}</w:t>
-      </w:r>
-    </w:p>
-    <w:p>
-      <w:pPr>
-        <w:ind w:left="720"/>
-        <w:rPr>
-          <w:rFonts w:ascii="Arial" w:hAnsi="Arial" w:cs="Arial"/>
-          <w:sz w:val="22"/>
-          <w:szCs w:val="22"/>
-        </w:rPr>
-      </w:pPr>
-      <w:r>
-        <w:rPr>
-          <w:rFonts w:ascii="Arial" w:hAnsi="Arial" w:cs="Arial"/>
-          <w:sz w:val="22"/>
-          <w:szCs w:val="22"/>
-        </w:rPr>
-        <w:t>State: {{ action.court_state }}</w:t>
-      </w:r>
-    </w:p>
-    <w:p>
-      <w:pPr>
-        <w:ind w:left="720"/>
-        <w:rPr>
-          <w:rFonts w:ascii="Arial" w:hAnsi="Arial" w:cs="Arial"/>
-          <w:sz w:val="22"/>
-          <w:szCs w:val="22"/>
-        </w:rPr>
-      </w:pPr>
-      <w:r>
-        <w:rPr>
-          <w:rFonts w:ascii="Arial" w:hAnsi="Arial" w:cs="Arial"/>
-          <w:sz w:val="22"/>
-          <w:szCs w:val="22"/>
-        </w:rPr>
-        <w:t>{%p else %}</w:t>
-      </w:r>
-    </w:p>
-    <w:p>
-      <w:pPr>
-        <w:ind w:left="720"/>
-        <w:rPr>
-          <w:rFonts w:ascii="Arial" w:hAnsi="Arial" w:cs="Arial"/>
-          <w:sz w:val="22"/>
-          <w:szCs w:val="22"/>
-        </w:rPr>
-      </w:pPr>
-      <w:r>
-        <w:rPr>
-          <w:rFonts w:ascii="Arial" w:hAnsi="Arial" w:cs="Arial"/>
-          <w:sz w:val="22"/>
-          <w:szCs w:val="22"/>
-        </w:rPr>
-        <w:t>State:____________________________________________________________</w:t>
-      </w:r>
-    </w:p>
-    <w:p>
-      <w:pPr>
-        <w:ind w:left="720"/>
-        <w:rPr>
-          <w:rFonts w:ascii="Arial" w:hAnsi="Arial" w:cs="Arial"/>
-          <w:sz w:val="22"/>
-          <w:szCs w:val="22"/>
-        </w:rPr>
-      </w:pPr>
-      <w:r>
-        <w:rPr>
-          <w:rFonts w:ascii="Arial" w:hAnsi="Arial" w:cs="Arial"/>
-          <w:sz w:val="22"/>
-          <w:szCs w:val="22"/>
-        </w:rPr>
-        <w:t>{%p endif %}</w:t>
-      </w:r>
-    </w:p>
-    <w:p>
-      <w:pPr>
-        <w:ind w:left="720"/>
-        <w:rPr>
-          <w:rFonts w:ascii="Arial" w:hAnsi="Arial" w:cs="Arial"/>
-          <w:sz w:val="22"/>
-          <w:szCs w:val="22"/>
-        </w:rPr>
-      </w:pPr>
-      <w:r>
-        <w:rPr>
-          <w:rFonts w:ascii="Arial" w:hAnsi="Arial" w:cs="Arial"/>
-          <w:sz w:val="22"/>
-          <w:szCs w:val="22"/>
-        </w:rPr>
-        <w:t>{%p if action.judge %}</w:t>
-      </w:r>
-    </w:p>
-    <w:p>
-      <w:pPr>
-        <w:ind w:left="720"/>
-        <w:rPr>
-          <w:rFonts w:ascii="Arial" w:hAnsi="Arial" w:cs="Arial"/>
-          <w:sz w:val="22"/>
-          <w:szCs w:val="22"/>
-        </w:rPr>
-      </w:pPr>
-      <w:r>
-        <w:rPr>
-          <w:rFonts w:ascii="Arial" w:hAnsi="Arial" w:cs="Arial"/>
-          <w:sz w:val="22"/>
-          <w:szCs w:val="22"/>
-        </w:rPr>
-        <w:t>Name of judge: {{ action.judge }}</w:t>
-      </w:r>
-    </w:p>
-    <w:p>
-      <w:pPr>
-        <w:ind w:left="720"/>
-        <w:rPr>
-          <w:rFonts w:ascii="Arial" w:hAnsi="Arial" w:cs="Arial"/>
-          <w:sz w:val="22"/>
-          <w:szCs w:val="22"/>
-        </w:rPr>
-      </w:pPr>
-      <w:r>
-        <w:rPr>
-          <w:rFonts w:ascii="Arial" w:hAnsi="Arial" w:cs="Arial"/>
-          <w:sz w:val="22"/>
-          <w:szCs w:val="22"/>
-        </w:rPr>
-        <w:t>{%p else %}</w:t>
-      </w:r>
-    </w:p>
-    <w:p>
-      <w:pPr>
-        <w:ind w:left="720"/>
-        <w:rPr>
-          <w:rFonts w:ascii="Arial" w:hAnsi="Arial" w:cs="Arial"/>
-          <w:sz w:val="22"/>
-          <w:szCs w:val="22"/>
-        </w:rPr>
-      </w:pPr>
-      <w:r>
-        <w:rPr>
-          <w:rFonts w:ascii="Arial" w:hAnsi="Arial" w:cs="Arial"/>
-          <w:sz w:val="22"/>
-          <w:szCs w:val="22"/>
-        </w:rPr>
-        <w:t>Name of judge:____________________________________________________</w:t>
-      </w:r>
-    </w:p>
-    <w:p>
-      <w:pPr>
-        <w:ind w:left="720"/>
-        <w:rPr>
-          <w:rFonts w:ascii="Arial" w:hAnsi="Arial" w:cs="Arial"/>
-          <w:sz w:val="22"/>
-          <w:szCs w:val="22"/>
-        </w:rPr>
-      </w:pPr>
-      <w:r>
-        <w:rPr>
-          <w:rFonts w:ascii="Arial" w:hAnsi="Arial" w:cs="Arial"/>
-          <w:sz w:val="22"/>
-          <w:szCs w:val="22"/>
-        </w:rPr>
-        <w:t>{%p endif %}</w:t>
-      </w:r>
-    </w:p>
-    <w:p>
-      <w:pPr>
-        <w:ind w:left="720"/>
-        <w:rPr>
-          <w:rFonts w:ascii="Arial" w:hAnsi="Arial" w:cs="Arial"/>
-          <w:sz w:val="22"/>
-          <w:szCs w:val="22"/>
-        </w:rPr>
-      </w:pPr>
-      <w:r>
-        <w:rPr>
-          <w:rFonts w:ascii="Arial" w:hAnsi="Arial" w:cs="Arial"/>
-          <w:sz w:val="22"/>
-          <w:szCs w:val="22"/>
-        </w:rPr>
-        <w:t>{%p endfor %}</w:t>
-      </w:r>
-    </w:p>
-    <w:p>
-      <w:pPr>
-        <w:ind w:left="720"/>
-        <w:rPr>
-          <w:rFonts w:ascii="Arial" w:hAnsi="Arial" w:cs="Arial"/>
-          <w:sz w:val="22"/>
-          <w:szCs w:val="22"/>
-        </w:rPr>
-      </w:pPr>
-    </w:p>
-    <w:p>
-      <w:pPr>
-        <w:rPr>
-          <w:rFonts w:ascii="Arial" w:hAnsi="Arial" w:cs="Arial"/>
-          <w:sz w:val="22"/>
-          <w:szCs w:val="22"/>
-        </w:rPr>
-      </w:pPr>
-      <w:r>
-        <w:rPr>
-          <w:rFonts w:ascii="Arial" w:hAnsi="Arial" w:cs="Arial"/>
-          <w:sz w:val="22"/>
-          <w:szCs w:val="22"/>
-        </w:rPr>
-        <w:t>{%p endif %}</w:t>
-      </w:r>
-    </w:p>
-    <w:p>
-      <w:pPr>
-        <w:rPr>
-          <w:rFonts w:ascii="Arial" w:hAnsi="Arial" w:cs="Arial"/>
-          <w:sz w:val="22"/>
-          <w:szCs w:val="22"/>
-        </w:rPr>
-      </w:pPr>
-      <w:r>
-        <w:rPr>
-          <w:rFonts w:ascii="Arial" w:hAnsi="Arial" w:cs="Arial"/>
-          <w:sz w:val="22"/>
-          <w:szCs w:val="22"/>
-        </w:rPr>
-        <w:t>{%p if orders_judgments_re_parties_yes %}</w:t>
-      </w:r>
-    </w:p>
-    <w:p>
-      <w:pPr>
-        <w:rPr>
-          <w:rFonts w:ascii="Arial" w:hAnsi="Arial" w:cs="Arial"/>
-          <w:sz w:val="22"/>
-          <w:szCs w:val="22"/>
-        </w:rPr>
-      </w:pPr>
-      <w:r>
-        <w:rPr>
-          <w:rFonts w:ascii="Arial" w:hAnsi="Arial" w:cs="Arial"/>
-          <w:sz w:val="22"/>
-          <w:szCs w:val="22"/>
-        </w:rPr>
-        <w:t xml:space="preserve">Orders and Judgments, continued from </w:t>
-      </w:r>
-      <w:r>
-        <w:rPr>
-          <w:rFonts w:ascii="Arial" w:hAnsi="Arial" w:cs="Arial"/>
-          <w:sz w:val="22"/>
-          <w:szCs w:val="22"/>
-        </w:rPr>
-        <w:t>{% if respondent_is_minor and (not respondent_is_emancipated_minor) %}B2b{% else %}</w:t>
-      </w:r>
-      <w:r>
-        <w:rPr>
-          <w:rFonts w:ascii="Arial" w:hAnsi="Arial" w:cs="Arial"/>
-          <w:sz w:val="22"/>
-          <w:szCs w:val="22"/>
-        </w:rPr>
-        <w:t>C</w:t>
-      </w:r>
-      <w:r>
-        <w:rPr>
-          <w:rFonts w:ascii="Arial" w:hAnsi="Arial" w:cs="Arial"/>
-          <w:sz w:val="22"/>
-          <w:szCs w:val="22"/>
-        </w:rPr>
-        <w:t>3b</w:t>
-      </w:r>
-      <w:r>
-        <w:rPr>
-          <w:rFonts w:ascii="Arial" w:hAnsi="Arial" w:cs="Arial"/>
-          <w:sz w:val="22"/>
-          <w:szCs w:val="22"/>
-        </w:rPr>
-        <w:t>{% endif %}</w:t>
-      </w:r>
-    </w:p>
-    <w:p>
-      <w:pPr>
-        <w:rPr>
-          <w:rFonts w:ascii="Arial" w:hAnsi="Arial" w:cs="Arial"/>
-          <w:sz w:val="22"/>
-          <w:szCs w:val="22"/>
-        </w:rPr>
-      </w:pPr>
-      <w:r>
-        <w:rPr>
-          <w:rFonts w:ascii="Arial" w:hAnsi="Arial" w:cs="Arial"/>
-          <w:sz w:val="22"/>
-          <w:szCs w:val="22"/>
-        </w:rPr>
-        <w:tab/>
-        <w:t>{%p for order in orders_judgments %}</w:t>
-      </w:r>
-    </w:p>
-    <w:p>
-      <w:pPr>
-        <w:rPr>
-          <w:rFonts w:ascii="Arial" w:hAnsi="Arial" w:cs="Arial"/>
-          <w:sz w:val="22"/>
-          <w:szCs w:val="22"/>
-        </w:rPr>
-      </w:pPr>
-    </w:p>
-    <w:p>
-      <w:pPr>
-        <w:ind w:left="720"/>
-        <w:rPr>
-          <w:rFonts w:ascii="Arial" w:hAnsi="Arial" w:cs="Arial"/>
-          <w:sz w:val="22"/>
-          <w:szCs w:val="22"/>
-        </w:rPr>
-      </w:pPr>
-      <w:r>
-        <w:rPr>
-          <w:rFonts w:ascii="Arial" w:hAnsi="Arial" w:cs="Arial"/>
-          <w:sz w:val="22"/>
-          <w:szCs w:val="22"/>
-        </w:rPr>
-        <w:t>{%p if respondent_sexual_assault_conviction and loop.first %}</w:t>
-      </w:r>
-    </w:p>
-    <w:p>
-      <w:pPr>
-        <w:ind w:left="720"/>
-        <w:rPr>
-          <w:rFonts w:ascii="Arial" w:hAnsi="Arial" w:cs="Arial"/>
-          <w:b/>
-          <w:bCs/>
-          <w:sz w:val="22"/>
-          <w:szCs w:val="22"/>
-        </w:rPr>
-      </w:pPr>
-      <w:r>
-        <w:rPr>
-          <w:rFonts w:ascii="Arial" w:hAnsi="Arial" w:cs="Arial"/>
-          <w:b/>
-          <w:bCs/>
-          <w:sz w:val="22"/>
-          <w:szCs w:val="22"/>
-        </w:rPr>
-        <w:t>Sexual Assault Conviction</w:t>
-      </w:r>
-    </w:p>
-    <w:p>
-      <w:pPr>
-        <w:ind w:left="720"/>
-        <w:rPr>
-          <w:rFonts w:ascii="Arial" w:hAnsi="Arial" w:cs="Arial"/>
-          <w:sz w:val="22"/>
-          <w:szCs w:val="22"/>
-        </w:rPr>
-      </w:pPr>
-      <w:r>
-        <w:rPr>
-          <w:rFonts w:ascii="Arial" w:hAnsi="Arial" w:cs="Arial"/>
-          <w:sz w:val="22"/>
-          <w:szCs w:val="22"/>
-        </w:rPr>
-        <w:t>{%p endif %}</w:t>
-      </w:r>
-    </w:p>
-    <w:p>
-      <w:pPr>
-        <w:ind w:firstLine="720"/>
-        <w:rPr>
-          <w:rFonts w:ascii="Arial" w:hAnsi="Arial" w:cs="Arial"/>
-          <w:sz w:val="22"/>
-          <w:szCs w:val="22"/>
-        </w:rPr>
-      </w:pPr>
-      <w:r>
-        <w:rPr>
-          <w:rFonts w:ascii="Arial" w:hAnsi="Arial" w:cs="Arial"/>
-          <w:sz w:val="22"/>
-          <w:szCs w:val="22"/>
-        </w:rPr>
-        <w:t>Case number: {{ order.docket_number }}</w:t>
-      </w:r>
-    </w:p>
-    <w:p>
-      <w:pPr>
-        <w:rPr>
-          <w:rFonts w:ascii="Arial" w:hAnsi="Arial" w:cs="Arial"/>
-          <w:sz w:val="22"/>
-          <w:szCs w:val="22"/>
-        </w:rPr>
-      </w:pPr>
-      <w:r>
-        <w:rPr>
-          <w:rFonts w:ascii="Arial" w:hAnsi="Arial" w:cs="Arial"/>
-          <w:sz w:val="22"/>
-          <w:szCs w:val="22"/>
-        </w:rPr>
-        <w:tab/>
-        <w:t>{%p if order.court_name %}</w:t>
-      </w:r>
-    </w:p>
-    <w:p>
-      <w:pPr>
-        <w:ind w:left="720"/>
-        <w:rPr>
-          <w:rFonts w:ascii="Arial" w:hAnsi="Arial" w:cs="Arial"/>
-          <w:sz w:val="22"/>
-          <w:szCs w:val="22"/>
-        </w:rPr>
-      </w:pPr>
-      <w:r>
-        <w:rPr>
-          <w:rFonts w:ascii="Arial" w:hAnsi="Arial" w:cs="Arial"/>
-          <w:sz w:val="22"/>
-          <w:szCs w:val="22"/>
-        </w:rPr>
-        <w:t>Name of court: {{ order.court_name }}</w:t>
-      </w:r>
-    </w:p>
-    <w:p>
-      <w:pPr>
-        <w:ind w:left="720"/>
-        <w:rPr>
-          <w:rFonts w:ascii="Arial" w:hAnsi="Arial" w:cs="Arial"/>
-          <w:sz w:val="22"/>
-          <w:szCs w:val="22"/>
-        </w:rPr>
-      </w:pPr>
-      <w:r>
-        <w:rPr>
-          <w:rFonts w:ascii="Arial" w:hAnsi="Arial" w:cs="Arial"/>
-          <w:sz w:val="22"/>
-          <w:szCs w:val="22"/>
-        </w:rPr>
-        <w:lastRenderedPageBreak/>
-        <w:t>{%p else %}</w:t>
-      </w:r>
-    </w:p>
-    <w:p>
-      <w:pPr>
-        <w:ind w:left="720"/>
-        <w:rPr>
-          <w:rFonts w:ascii="Arial" w:hAnsi="Arial" w:cs="Arial"/>
-          <w:sz w:val="22"/>
-          <w:szCs w:val="22"/>
-        </w:rPr>
-      </w:pPr>
-      <w:r>
-        <w:rPr>
-          <w:rFonts w:ascii="Arial" w:hAnsi="Arial" w:cs="Arial"/>
-          <w:sz w:val="22"/>
-          <w:szCs w:val="22"/>
-        </w:rPr>
-        <w:t>Name of court:____________________________________________________</w:t>
-      </w:r>
-    </w:p>
-    <w:p>
-      <w:pPr>
-        <w:ind w:left="720"/>
-        <w:rPr>
-          <w:rFonts w:ascii="Arial" w:hAnsi="Arial" w:cs="Arial"/>
-          <w:sz w:val="22"/>
-          <w:szCs w:val="22"/>
-        </w:rPr>
-      </w:pPr>
-      <w:r>
-        <w:rPr>
-          <w:rFonts w:ascii="Arial" w:hAnsi="Arial" w:cs="Arial"/>
-          <w:sz w:val="22"/>
-          <w:szCs w:val="22"/>
-        </w:rPr>
-        <w:t>{%p endif %}</w:t>
-      </w:r>
-    </w:p>
-    <w:p>
-      <w:pPr>
-        <w:ind w:left="720"/>
-        <w:rPr>
-          <w:rFonts w:ascii="Arial" w:hAnsi="Arial" w:cs="Arial"/>
-          <w:sz w:val="22"/>
-          <w:szCs w:val="22"/>
-        </w:rPr>
-      </w:pPr>
-      <w:r>
-        <w:rPr>
-          <w:rFonts w:ascii="Arial" w:hAnsi="Arial" w:cs="Arial"/>
-          <w:sz w:val="22"/>
-          <w:szCs w:val="22"/>
-        </w:rPr>
-        <w:t>{%p if order.court_county %}</w:t>
-      </w:r>
-    </w:p>
-    <w:p>
-      <w:pPr>
-        <w:ind w:left="720"/>
-        <w:rPr>
-          <w:rFonts w:ascii="Arial" w:hAnsi="Arial" w:cs="Arial"/>
-          <w:sz w:val="22"/>
-          <w:szCs w:val="22"/>
-        </w:rPr>
-      </w:pPr>
-      <w:r>
-        <w:rPr>
-          <w:rFonts w:ascii="Arial" w:hAnsi="Arial" w:cs="Arial"/>
-          <w:sz w:val="22"/>
-          <w:szCs w:val="22"/>
-        </w:rPr>
-        <w:t>County: {{ order.court_county }}</w:t>
-      </w:r>
-    </w:p>
-    <w:p>
-      <w:pPr>
-        <w:ind w:left="720"/>
-        <w:rPr>
-          <w:rFonts w:ascii="Arial" w:hAnsi="Arial" w:cs="Arial"/>
-          <w:sz w:val="22"/>
-          <w:szCs w:val="22"/>
-        </w:rPr>
-      </w:pPr>
-      <w:r>
-        <w:rPr>
-          <w:rFonts w:ascii="Arial" w:hAnsi="Arial" w:cs="Arial"/>
-          <w:sz w:val="22"/>
-          <w:szCs w:val="22"/>
-        </w:rPr>
-        <w:t>{%p else %}</w:t>
-      </w:r>
-    </w:p>
-    <w:p>
-      <w:pPr>
-        <w:ind w:left="720"/>
-        <w:rPr>
-          <w:rFonts w:ascii="Arial" w:hAnsi="Arial" w:cs="Arial"/>
-          <w:sz w:val="22"/>
-          <w:szCs w:val="22"/>
-        </w:rPr>
-      </w:pPr>
-      <w:r>
-        <w:rPr>
-          <w:rFonts w:ascii="Arial" w:hAnsi="Arial" w:cs="Arial"/>
-          <w:sz w:val="22"/>
-          <w:szCs w:val="22"/>
-        </w:rPr>
-        <w:t>County:__________________________________________________________</w:t>
-      </w:r>
-    </w:p>
-    <w:p>
-      <w:pPr>
-        <w:ind w:left="720"/>
-        <w:rPr>
-          <w:rFonts w:ascii="Arial" w:hAnsi="Arial" w:cs="Arial"/>
-          <w:sz w:val="22"/>
-          <w:szCs w:val="22"/>
-        </w:rPr>
-      </w:pPr>
-      <w:r>
-        <w:rPr>
-          <w:rFonts w:ascii="Arial" w:hAnsi="Arial" w:cs="Arial"/>
-          <w:sz w:val="22"/>
-          <w:szCs w:val="22"/>
-        </w:rPr>
-        <w:t>{%p endif %}</w:t>
-      </w:r>
-    </w:p>
-    <w:p>
-      <w:pPr>
-        <w:ind w:left="720"/>
-        <w:rPr>
-          <w:rFonts w:ascii="Arial" w:hAnsi="Arial" w:cs="Arial"/>
-          <w:sz w:val="22"/>
-          <w:szCs w:val="22"/>
-        </w:rPr>
-      </w:pPr>
-      <w:r>
-        <w:rPr>
-          <w:rFonts w:ascii="Arial" w:hAnsi="Arial" w:cs="Arial"/>
-          <w:sz w:val="22"/>
-          <w:szCs w:val="22"/>
-        </w:rPr>
-        <w:t>{%p if order.court_state %}</w:t>
-      </w:r>
-    </w:p>
-    <w:p>
-      <w:pPr>
-        <w:ind w:left="720"/>
-        <w:rPr>
-          <w:rFonts w:ascii="Arial" w:hAnsi="Arial" w:cs="Arial"/>
-          <w:sz w:val="22"/>
-          <w:szCs w:val="22"/>
-        </w:rPr>
-      </w:pPr>
-      <w:r>
-        <w:rPr>
-          <w:rFonts w:ascii="Arial" w:hAnsi="Arial" w:cs="Arial"/>
-          <w:sz w:val="22"/>
-          <w:szCs w:val="22"/>
-        </w:rPr>
-        <w:t>State: {{ order.court_state }}</w:t>
-      </w:r>
-    </w:p>
-    <w:p>
-      <w:pPr>
-        <w:ind w:left="720"/>
-        <w:rPr>
-          <w:rFonts w:ascii="Arial" w:hAnsi="Arial" w:cs="Arial"/>
-          <w:sz w:val="22"/>
-          <w:szCs w:val="22"/>
-        </w:rPr>
-      </w:pPr>
-      <w:r>
-        <w:rPr>
-          <w:rFonts w:ascii="Arial" w:hAnsi="Arial" w:cs="Arial"/>
-          <w:sz w:val="22"/>
-          <w:szCs w:val="22"/>
-        </w:rPr>
-        <w:t>{%p else %}</w:t>
-      </w:r>
-    </w:p>
-    <w:p>
-      <w:pPr>
-        <w:ind w:left="720"/>
-        <w:rPr>
-          <w:rFonts w:ascii="Arial" w:hAnsi="Arial" w:cs="Arial"/>
-          <w:sz w:val="22"/>
-          <w:szCs w:val="22"/>
-        </w:rPr>
-      </w:pPr>
-      <w:r>
-        <w:rPr>
-          <w:rFonts w:ascii="Arial" w:hAnsi="Arial" w:cs="Arial"/>
-          <w:sz w:val="22"/>
-          <w:szCs w:val="22"/>
-        </w:rPr>
-        <w:t>State:____________________________________________________________</w:t>
-      </w:r>
-    </w:p>
-    <w:p>
-      <w:pPr>
-        <w:ind w:left="720"/>
-        <w:rPr>
-          <w:rFonts w:ascii="Arial" w:hAnsi="Arial" w:cs="Arial"/>
-          <w:sz w:val="22"/>
-          <w:szCs w:val="22"/>
-        </w:rPr>
-      </w:pPr>
-      <w:r>
-        <w:rPr>
-          <w:rFonts w:ascii="Arial" w:hAnsi="Arial" w:cs="Arial"/>
-          <w:sz w:val="22"/>
-          <w:szCs w:val="22"/>
-        </w:rPr>
-        <w:t>{%p endif %}</w:t>
-      </w:r>
-    </w:p>
-    <w:p>
-      <w:pPr>
-        <w:ind w:left="720"/>
-        <w:rPr>
-          <w:rFonts w:ascii="Arial" w:hAnsi="Arial" w:cs="Arial"/>
-          <w:sz w:val="22"/>
-          <w:szCs w:val="22"/>
-        </w:rPr>
-      </w:pPr>
-      <w:r>
-        <w:rPr>
-          <w:rFonts w:ascii="Arial" w:hAnsi="Arial" w:cs="Arial"/>
-          <w:sz w:val="22"/>
-          <w:szCs w:val="22"/>
-        </w:rPr>
-        <w:t>{%p if order.judge %}</w:t>
-      </w:r>
-    </w:p>
-    <w:p>
-      <w:pPr>
-        <w:ind w:left="720"/>
-        <w:rPr>
-          <w:rFonts w:ascii="Arial" w:hAnsi="Arial" w:cs="Arial"/>
-          <w:sz w:val="22"/>
-          <w:szCs w:val="22"/>
-        </w:rPr>
-      </w:pPr>
-      <w:r>
-        <w:rPr>
-          <w:rFonts w:ascii="Arial" w:hAnsi="Arial" w:cs="Arial"/>
-          <w:sz w:val="22"/>
-          <w:szCs w:val="22"/>
-        </w:rPr>
-        <w:t>Name of judge: {{ order.judge }}</w:t>
-      </w:r>
-    </w:p>
-    <w:p>
-      <w:pPr>
-        <w:ind w:left="720"/>
-        <w:rPr>
-          <w:rFonts w:ascii="Arial" w:hAnsi="Arial" w:cs="Arial"/>
-          <w:sz w:val="22"/>
-          <w:szCs w:val="22"/>
-        </w:rPr>
-      </w:pPr>
-      <w:r>
-        <w:rPr>
-          <w:rFonts w:ascii="Arial" w:hAnsi="Arial" w:cs="Arial"/>
-          <w:sz w:val="22"/>
-          <w:szCs w:val="22"/>
-        </w:rPr>
-        <w:t>{%p else %}</w:t>
-      </w:r>
-    </w:p>
-    <w:p>
-      <w:pPr>
-        <w:ind w:left="720"/>
-        <w:rPr>
-          <w:rFonts w:ascii="Arial" w:hAnsi="Arial" w:cs="Arial"/>
-          <w:sz w:val="22"/>
-          <w:szCs w:val="22"/>
-        </w:rPr>
-      </w:pPr>
-      <w:r>
-        <w:rPr>
-          <w:rFonts w:ascii="Arial" w:hAnsi="Arial" w:cs="Arial"/>
-          <w:sz w:val="22"/>
-          <w:szCs w:val="22"/>
-        </w:rPr>
-        <w:t>Name of judge:____________________________________________________</w:t>
-      </w:r>
-    </w:p>
-    <w:p>
-      <w:pPr>
-        <w:ind w:left="720"/>
-        <w:rPr>
-          <w:rFonts w:ascii="Arial" w:hAnsi="Arial" w:cs="Arial"/>
-          <w:sz w:val="22"/>
-          <w:szCs w:val="22"/>
-        </w:rPr>
-      </w:pPr>
-      <w:r>
-        <w:rPr>
-          <w:rFonts w:ascii="Arial" w:hAnsi="Arial" w:cs="Arial"/>
-          <w:sz w:val="22"/>
-          <w:szCs w:val="22"/>
-        </w:rPr>
-        <w:t>{%p endif %}</w:t>
-      </w:r>
-    </w:p>
-    <w:p>
-      <w:pPr>
-        <w:ind w:left="720"/>
-        <w:rPr>
-          <w:rFonts w:ascii="Arial" w:hAnsi="Arial" w:cs="Arial"/>
-          <w:sz w:val="22"/>
-          <w:szCs w:val="22"/>
-        </w:rPr>
-      </w:pPr>
-      <w:r>
-        <w:rPr>
-          <w:rFonts w:ascii="Arial" w:hAnsi="Arial" w:cs="Arial"/>
-          <w:sz w:val="22"/>
-          <w:szCs w:val="22"/>
-        </w:rPr>
-        <w:t>{%p if respondent_sexual_assault_conviction and loop.first %}</w:t>
-      </w:r>
-    </w:p>
-    <w:p>
-      <w:pPr>
-        <w:ind w:left="720"/>
-        <w:rPr>
-          <w:rFonts w:ascii="Arial" w:hAnsi="Arial" w:cs="Arial"/>
-          <w:sz w:val="22"/>
-          <w:szCs w:val="22"/>
-        </w:rPr>
-      </w:pPr>
-      <w:r>
-        <w:rPr>
-          <w:rFonts w:ascii="Arial" w:hAnsi="Arial" w:cs="Arial"/>
-          <w:sz w:val="22"/>
-          <w:szCs w:val="22"/>
-        </w:rPr>
-        <w:t>D</w:t>
-      </w:r>
-      <w:r>
-        <w:rPr>
-          <w:rFonts w:ascii="Arial" w:hAnsi="Arial" w:cs="Arial"/>
-          <w:sz w:val="22"/>
-          <w:szCs w:val="22"/>
-        </w:rPr>
-        <w:t>escription</w:t>
-      </w:r>
-      <w:r>
-        <w:rPr>
-          <w:rFonts w:ascii="Arial" w:hAnsi="Arial" w:cs="Arial"/>
-          <w:sz w:val="22"/>
-          <w:szCs w:val="22"/>
-        </w:rPr>
-        <w:t xml:space="preserve"> of underlying facts</w:t>
-      </w:r>
-      <w:r>
-        <w:rPr>
-          <w:rFonts w:ascii="Arial" w:hAnsi="Arial" w:cs="Arial"/>
-          <w:sz w:val="22"/>
-          <w:szCs w:val="22"/>
-        </w:rPr>
-        <w:t xml:space="preserve">: {{ </w:t>
-      </w:r>
-      <w:proofErr w:type="spellStart"/>
-      <w:r>
-        <w:rPr>
-          <w:rFonts w:ascii="Arial" w:hAnsi="Arial" w:cs="Arial"/>
-          <w:sz w:val="22"/>
-          <w:szCs w:val="22"/>
-        </w:rPr>
-        <w:t>order.incident_description</w:t>
-      </w:r>
-      <w:proofErr w:type="spellEnd"/>
-      <w:r>
-        <w:rPr>
-          <w:rFonts w:ascii="Arial" w:hAnsi="Arial" w:cs="Arial"/>
-          <w:sz w:val="22"/>
-          <w:szCs w:val="22"/>
-        </w:rPr>
-        <w:t xml:space="preserve"> }}</w:t>
-      </w:r>
-    </w:p>
-    <w:p>
-      <w:pPr>
-        <w:ind w:left="720"/>
-        <w:rPr>
-          <w:rFonts w:ascii="Arial" w:hAnsi="Arial" w:cs="Arial"/>
-          <w:sz w:val="22"/>
-          <w:szCs w:val="22"/>
-        </w:rPr>
-      </w:pPr>
-      <w:r>
-        <w:rPr>
-          <w:rFonts w:ascii="Arial" w:hAnsi="Arial" w:cs="Arial"/>
-          <w:sz w:val="22"/>
-          <w:szCs w:val="22"/>
-        </w:rPr>
-        <w:t xml:space="preserve">Additional actions by Respondent that cause Petitioner to fear for their safety: {{ </w:t>
-      </w:r>
-      <w:proofErr w:type="spellStart"/>
-      <w:r>
-        <w:rPr>
-          <w:rFonts w:ascii="Arial" w:hAnsi="Arial" w:cs="Arial"/>
-          <w:sz w:val="22"/>
-          <w:szCs w:val="22"/>
-        </w:rPr>
-        <w:t>order.</w:t>
-      </w:r>
-      <w:r>
-        <w:rPr>
-          <w:rFonts w:ascii="Arial" w:hAnsi="Arial" w:cs="Arial"/>
-          <w:sz w:val="22"/>
-          <w:szCs w:val="22"/>
-        </w:rPr>
-        <w:t>additional_factors</w:t>
-      </w:r>
-      <w:proofErr w:type="spellEnd"/>
-      <w:r>
-        <w:rPr>
-          <w:rFonts w:ascii="Arial" w:hAnsi="Arial" w:cs="Arial"/>
-          <w:sz w:val="22"/>
-          <w:szCs w:val="22"/>
-        </w:rPr>
-        <w:t xml:space="preserve"> }}</w:t>
-      </w:r>
-    </w:p>
-    <w:p>
-      <w:pPr>
-        <w:ind w:left="720"/>
-        <w:rPr>
-          <w:rFonts w:ascii="Arial" w:hAnsi="Arial" w:cs="Arial"/>
-          <w:sz w:val="22"/>
-          <w:szCs w:val="22"/>
-        </w:rPr>
-      </w:pPr>
-      <w:r>
-        <w:rPr>
-          <w:rFonts w:ascii="Arial" w:hAnsi="Arial" w:cs="Arial"/>
-          <w:sz w:val="22"/>
-          <w:szCs w:val="22"/>
-        </w:rPr>
-        <w:t>{%p endif %}</w:t>
-      </w:r>
-    </w:p>
-    <w:p>
-      <w:pPr>
-        <w:ind w:left="720"/>
-        <w:rPr>
-          <w:rFonts w:ascii="Arial" w:hAnsi="Arial" w:cs="Arial"/>
-          <w:sz w:val="22"/>
-          <w:szCs w:val="22"/>
-        </w:rPr>
-      </w:pPr>
-      <w:r>
-        <w:rPr>
-          <w:rFonts w:ascii="Arial" w:hAnsi="Arial" w:cs="Arial"/>
-          <w:sz w:val="22"/>
-          <w:szCs w:val="22"/>
-        </w:rPr>
-        <w:t>{%p endfor %}</w:t>
-      </w:r>
-    </w:p>
-    <w:p>
-      <w:pPr>
-        <w:ind w:left="720"/>
-        <w:rPr>
-          <w:rFonts w:ascii="Arial" w:hAnsi="Arial" w:cs="Arial"/>
-          <w:sz w:val="22"/>
-          <w:szCs w:val="22"/>
-        </w:rPr>
-      </w:pPr>
-    </w:p>
-    <w:p>
-      <w:pPr>
-        <w:rPr>
-          <w:rFonts w:ascii="Arial" w:hAnsi="Arial" w:cs="Arial"/>
-          <w:sz w:val="22"/>
-          <w:szCs w:val="22"/>
-        </w:rPr>
-      </w:pPr>
-      <w:r>
-        <w:rPr>
-          <w:rFonts w:ascii="Arial" w:hAnsi="Arial" w:cs="Arial"/>
-          <w:sz w:val="22"/>
-          <w:szCs w:val="22"/>
-        </w:rPr>
-        <w:t>{%p endif %}</w:t>
-      </w:r>
-    </w:p>
-    <w:p>
-      <w:pPr>
-        <w:rPr>
-          <w:rFonts w:ascii="Arial" w:hAnsi="Arial" w:cs="Arial"/>
-          <w:sz w:val="22"/>
-          <w:szCs w:val="22"/>
-        </w:rPr>
-      </w:pPr>
-      <w:r>
-        <w:rPr>
-          <w:rFonts w:ascii="Arial" w:hAnsi="Arial" w:cs="Arial"/>
-          <w:sz w:val="22"/>
-          <w:szCs w:val="22"/>
-        </w:rPr>
-        <w:t xml:space="preserve">{%p if other_properties | length &gt; </w:t>
-      </w:r>
-      <w:r>
-        <w:rPr>
-          <w:rFonts w:ascii="Arial" w:hAnsi="Arial" w:cs="Arial"/>
-          <w:sz w:val="22"/>
-          <w:szCs w:val="22"/>
-        </w:rPr>
-        <w:t>0</w:t>
-      </w:r>
-      <w:r>
-        <w:rPr>
-          <w:rFonts w:ascii="Arial" w:hAnsi="Arial" w:cs="Arial"/>
-          <w:sz w:val="22"/>
-          <w:szCs w:val="22"/>
-        </w:rPr>
-        <w:t xml:space="preserve"> %}</w:t>
-      </w:r>
-    </w:p>
-    <w:p>
-      <w:pPr>
-        <w:rPr>
-          <w:rFonts w:ascii="Arial" w:hAnsi="Arial" w:cs="Arial"/>
-          <w:sz w:val="22"/>
-          <w:szCs w:val="22"/>
-        </w:rPr>
-      </w:pPr>
-      <w:r>
-        <w:rPr>
-          <w:rFonts w:ascii="Arial" w:hAnsi="Arial" w:cs="Arial"/>
-          <w:color w:val="000000"/>
-          <w:sz w:val="22"/>
-          <w:szCs w:val="22"/>
-        </w:rPr>
-        <w:t xml:space="preserve">Relief Requested – </w:t>
-      </w:r>
-      <w:r>
-        <w:rPr>
-          <w:rFonts w:ascii="Arial" w:hAnsi="Arial" w:cs="Arial"/>
-          <w:sz w:val="22"/>
-          <w:szCs w:val="22"/>
-        </w:rPr>
-        <w:t>Prohibit entering onto the following properties</w:t>
-      </w:r>
-      <w:r>
-        <w:rPr>
-          <w:rFonts w:ascii="Arial" w:hAnsi="Arial" w:cs="Arial"/>
-          <w:sz w:val="22"/>
-          <w:szCs w:val="22"/>
-        </w:rPr>
-        <w:t xml:space="preserve">, continued from </w:t>
-      </w:r>
-      <w:r>
-        <w:rPr>
-          <w:rFonts w:ascii="Arial" w:hAnsi="Arial" w:cs="Arial"/>
-          <w:color w:val="000000"/>
-          <w:sz w:val="22"/>
-          <w:szCs w:val="22"/>
-        </w:rPr>
-        <w:t>{% if respondent_is_minor and (not respondent_is_emancipated_minor) %}D4{% else %}</w:t>
-      </w:r>
-      <w:r>
-        <w:rPr>
-          <w:rFonts w:ascii="Arial" w:hAnsi="Arial" w:cs="Arial"/>
-          <w:sz w:val="22"/>
-          <w:szCs w:val="22"/>
-        </w:rPr>
-        <w:t>E</w:t>
-      </w:r>
-      <w:r>
-        <w:rPr>
-          <w:rFonts w:ascii="Arial" w:hAnsi="Arial" w:cs="Arial"/>
-          <w:sz w:val="22"/>
-          <w:szCs w:val="22"/>
-        </w:rPr>
-        <w:t>5</w:t>
-      </w:r>
-      <w:r>
-        <w:rPr>
-          <w:rFonts w:ascii="Arial" w:hAnsi="Arial" w:cs="Arial"/>
-          <w:sz w:val="22"/>
-          <w:szCs w:val="22"/>
-        </w:rPr>
-        <w:t>{% endif %}</w:t>
-      </w:r>
-      <w:r>
-        <w:rPr>
-          <w:rFonts w:ascii="Arial" w:hAnsi="Arial" w:cs="Arial"/>
-          <w:sz w:val="22"/>
-          <w:szCs w:val="22"/>
-        </w:rPr>
-        <w:t>:</w:t>
-      </w:r>
-    </w:p>
-    <w:p>
-      <w:pPr>
-        <w:rPr>
-          <w:rFonts w:ascii="Arial" w:hAnsi="Arial" w:cs="Arial"/>
-          <w:sz w:val="22"/>
-          <w:szCs w:val="22"/>
-        </w:rPr>
-      </w:pPr>
-      <w:r>
-        <w:rPr>
-          <w:rFonts w:ascii="Arial" w:hAnsi="Arial" w:cs="Arial"/>
-          <w:sz w:val="22"/>
-          <w:szCs w:val="22"/>
-        </w:rPr>
-        <w:t>{%p for item in other_properties %}</w:t>
-      </w:r>
+        <w:t xml:space="preserve">{%p for </w:t>
+      </w:r>
+      <w:proofErr w:type="gramStart"/>
+      <w:r>
+        <w:rPr>
+          <w:rFonts w:ascii="Arial" w:hAnsi="Arial" w:cs="Arial"/>
+          <w:sz w:val="22"/>
+          <w:szCs w:val="22"/>
+        </w:rPr>
+        <w:t>item</w:t>
+      </w:r>
+      <w:proofErr w:type="gramEnd"/>
+      <w:r>
+        <w:rPr>
+          <w:rFonts w:ascii="Arial" w:hAnsi="Arial" w:cs="Arial"/>
+          <w:sz w:val="22"/>
+          <w:szCs w:val="22"/>
+        </w:rPr>
+        <w:t xml:space="preserve"> in other_</w:t>
+      </w:r>
+      <w:proofErr w:type="gramStart"/>
+      <w:r>
+        <w:rPr>
+          <w:rFonts w:ascii="Arial" w:hAnsi="Arial" w:cs="Arial"/>
+          <w:sz w:val="22"/>
+          <w:szCs w:val="22"/>
+        </w:rPr>
+        <w:t>properties %}</w:t>
+      </w:r>
+      <w:proofErr w:type="gramEnd"/>
     </w:p>
     <w:p>
       <w:pPr>
@@ -1501,6 +416,7 @@
           <w:szCs w:val="22"/>
         </w:rPr>
       </w:pPr>
+      <w:proofErr w:type="gramStart"/>
       <w:r>
         <w:rPr>
           <w:rFonts w:ascii="Arial" w:hAnsi="Arial" w:cs="Arial"/>
@@ -1515,15 +431,42 @@
           <w:sz w:val="22"/>
           <w:szCs w:val="22"/>
         </w:rPr>
-        <w:t>item.on_one_line()</w:t>
-      </w:r>
-      <w:r>
-        <w:rPr>
-          <w:rFonts w:ascii="Arial" w:hAnsi="Arial" w:cs="Arial"/>
-          <w:sz w:val="22"/>
-          <w:szCs w:val="22"/>
-        </w:rPr>
-        <w:t xml:space="preserve"> }}</w:t>
+        <w:t>item</w:t>
+      </w:r>
+      <w:proofErr w:type="gramEnd"/>
+      <w:r>
+        <w:rPr>
+          <w:rFonts w:ascii="Arial" w:hAnsi="Arial" w:cs="Arial"/>
+          <w:sz w:val="22"/>
+          <w:szCs w:val="22"/>
+        </w:rPr>
+        <w:t>.on_one_</w:t>
+      </w:r>
+      <w:proofErr w:type="gramStart"/>
+      <w:r>
+        <w:rPr>
+          <w:rFonts w:ascii="Arial" w:hAnsi="Arial" w:cs="Arial"/>
+          <w:sz w:val="22"/>
+          <w:szCs w:val="22"/>
+        </w:rPr>
+        <w:t>line()</w:t>
+      </w:r>
+      <w:r>
+        <w:rPr>
+          <w:rFonts w:ascii="Arial" w:hAnsi="Arial" w:cs="Arial"/>
+          <w:sz w:val="22"/>
+          <w:szCs w:val="22"/>
+        </w:rPr>
+        <w:t xml:space="preserve"> }</w:t>
+      </w:r>
+      <w:proofErr w:type="gramEnd"/>
+      <w:r>
+        <w:rPr>
+          <w:rFonts w:ascii="Arial" w:hAnsi="Arial" w:cs="Arial"/>
+          <w:sz w:val="22"/>
+          <w:szCs w:val="22"/>
+        </w:rPr>
+        <w:t>}</w:t>
       </w:r>
     </w:p>
     <w:p>
@@ -1541,8 +484,18 @@
           <w:sz w:val="22"/>
           <w:szCs w:val="22"/>
         </w:rPr>
-        <w:t>{%p endfor %}</w:t>
-      </w:r>
+        <w:t xml:space="preserve">{%p </w:t>
+      </w:r>
+      <w:proofErr w:type="gramStart"/>
+      <w:r>
+        <w:rPr>
+          <w:rFonts w:ascii="Arial" w:hAnsi="Arial" w:cs="Arial"/>
+          <w:sz w:val="22"/>
+          <w:szCs w:val="22"/>
+        </w:rPr>
+        <w:t>endfor %}</w:t>
+      </w:r>
+      <w:proofErr w:type="gramEnd"/>
     </w:p>
     <w:p>
       <w:pPr>
@@ -1568,8 +521,18 @@
           <w:sz w:val="22"/>
           <w:szCs w:val="22"/>
         </w:rPr>
-        <w:t>{%p endif %}</w:t>
-      </w:r>
+        <w:t xml:space="preserve">{%p </w:t>
+      </w:r>
+      <w:proofErr w:type="gramStart"/>
+      <w:r>
+        <w:rPr>
+          <w:rFonts w:ascii="Arial" w:hAnsi="Arial" w:cs="Arial"/>
+          <w:sz w:val="22"/>
+          <w:szCs w:val="22"/>
+        </w:rPr>
+        <w:t>endif %}</w:t>
+      </w:r>
+      <w:proofErr w:type="gramEnd"/>
     </w:p>
     <w:p>
       <w:pPr>
@@ -1675,7 +638,34 @@
           <w:sz w:val="22"/>
           <w:szCs w:val="22"/>
         </w:rPr>
-        <w:t>{% if respondent_is_minor and (not respondent_is_emancipated_minor) %}D4{% else %}</w:t>
+        <w:t xml:space="preserve">{% if respondent_is_minor and (not respondent_is_emancipated_minor) </w:t>
+      </w:r>
+      <w:proofErr w:type="gramStart"/>
+      <w:r>
+        <w:rPr>
+          <w:rFonts w:ascii="Arial" w:hAnsi="Arial" w:cs="Arial"/>
+          <w:sz w:val="22"/>
+          <w:szCs w:val="22"/>
+        </w:rPr>
+        <w:t>%}D</w:t>
+      </w:r>
+      <w:proofErr w:type="gramEnd"/>
+      <w:r>
+        <w:rPr>
+          <w:rFonts w:ascii="Arial" w:hAnsi="Arial" w:cs="Arial"/>
+          <w:sz w:val="22"/>
+          <w:szCs w:val="22"/>
+        </w:rPr>
+        <w:t xml:space="preserve">4{% else </w:t>
+      </w:r>
+      <w:proofErr w:type="gramStart"/>
+      <w:r>
+        <w:rPr>
+          <w:rFonts w:ascii="Arial" w:hAnsi="Arial" w:cs="Arial"/>
+          <w:sz w:val="22"/>
+          <w:szCs w:val="22"/>
+        </w:rPr>
+        <w:t>%}</w:t>
       </w:r>
       <w:r>
         <w:rPr>
@@ -1685,6 +675,7 @@
         </w:rPr>
         <w:t>E</w:t>
       </w:r>
+      <w:proofErr w:type="gramEnd"/>
       <w:r>
         <w:rPr>
           <w:rFonts w:ascii="Arial" w:hAnsi="Arial" w:cs="Arial"/>
@@ -1719,13 +710,23 @@
           <w:szCs w:val="22"/>
         </w:rPr>
       </w:pPr>
-      <w:r>
-        <w:rPr>
-          <w:rFonts w:ascii="Arial" w:hAnsi="Arial" w:cs="Arial"/>
-          <w:sz w:val="22"/>
-          <w:szCs w:val="22"/>
-        </w:rPr>
-        <w:t>{{ comma_and_list(ppo_</w:t>
+      <w:proofErr w:type="gramStart"/>
+      <w:r>
+        <w:rPr>
+          <w:rFonts w:ascii="Arial" w:hAnsi="Arial" w:cs="Arial"/>
+          <w:sz w:val="22"/>
+          <w:szCs w:val="22"/>
+        </w:rPr>
+        <w:t>{{ comma</w:t>
+      </w:r>
+      <w:proofErr w:type="gramEnd"/>
+      <w:r>
+        <w:rPr>
+          <w:rFonts w:ascii="Arial" w:hAnsi="Arial" w:cs="Arial"/>
+          <w:sz w:val="22"/>
+          <w:szCs w:val="22"/>
+        </w:rPr>
+        <w:t>_and_list(ppo_</w:t>
       </w:r>
       <w:r>
         <w:rPr>
@@ -1735,13 +736,23 @@
         </w:rPr>
         <w:t>sexual_assault_threat_protectees_list</w:t>
       </w:r>
-      <w:r>
-        <w:rPr>
-          <w:rFonts w:ascii="Arial" w:hAnsi="Arial" w:cs="Arial"/>
-          <w:sz w:val="22"/>
-          <w:szCs w:val="22"/>
-        </w:rPr>
-        <w:t>) }}</w:t>
+      <w:proofErr w:type="gramStart"/>
+      <w:r>
+        <w:rPr>
+          <w:rFonts w:ascii="Arial" w:hAnsi="Arial" w:cs="Arial"/>
+          <w:sz w:val="22"/>
+          <w:szCs w:val="22"/>
+        </w:rPr>
+        <w:t>) }</w:t>
+      </w:r>
+      <w:proofErr w:type="gramEnd"/>
+      <w:r>
+        <w:rPr>
+          <w:rFonts w:ascii="Arial" w:hAnsi="Arial" w:cs="Arial"/>
+          <w:sz w:val="22"/>
+          <w:szCs w:val="22"/>
+        </w:rPr>
+        <w:t>}</w:t>
       </w:r>
     </w:p>
     <w:p>
@@ -1768,8 +779,18 @@
           <w:sz w:val="22"/>
           <w:szCs w:val="22"/>
         </w:rPr>
-        <w:t>{%p endif %}</w:t>
-      </w:r>
+        <w:t xml:space="preserve">{%p </w:t>
+      </w:r>
+      <w:proofErr w:type="gramStart"/>
+      <w:r>
+        <w:rPr>
+          <w:rFonts w:ascii="Arial" w:hAnsi="Arial" w:cs="Arial"/>
+          <w:sz w:val="22"/>
+          <w:szCs w:val="22"/>
+        </w:rPr>
+        <w:t>endif %}</w:t>
+      </w:r>
+      <w:proofErr w:type="gramEnd"/>
     </w:p>
     <w:p>
       <w:pPr>
@@ -1796,8 +817,19 @@
           <w:sz w:val="22"/>
           <w:szCs w:val="22"/>
         </w:rPr>
-        <w:t>{%p if wants_other_request %}</w:t>
-      </w:r>
+        <w:t>{%p if wants_other_</w:t>
+      </w:r>
+      <w:proofErr w:type="gramStart"/>
+      <w:r>
+        <w:rPr>
+          <w:rFonts w:ascii="Arial" w:hAnsi="Arial" w:cs="Arial"/>
+          <w:color w:val="000000"/>
+          <w:sz w:val="22"/>
+          <w:szCs w:val="22"/>
+        </w:rPr>
+        <w:t>request %}</w:t>
+      </w:r>
+      <w:proofErr w:type="gramEnd"/>
     </w:p>
     <w:p>
       <w:pPr>
@@ -1831,7 +863,34 @@
           <w:sz w:val="22"/>
           <w:szCs w:val="22"/>
         </w:rPr>
-        <w:t>{% if respondent_is_minor and (not respondent_is_emancipated_minor) %}D4{% else %}</w:t>
+        <w:t xml:space="preserve">{% if respondent_is_minor and (not respondent_is_emancipated_minor) </w:t>
+      </w:r>
+      <w:proofErr w:type="gramStart"/>
+      <w:r>
+        <w:rPr>
+          <w:rFonts w:ascii="Arial" w:hAnsi="Arial" w:cs="Arial"/>
+          <w:sz w:val="22"/>
+          <w:szCs w:val="22"/>
+        </w:rPr>
+        <w:t>%}D</w:t>
+      </w:r>
+      <w:proofErr w:type="gramEnd"/>
+      <w:r>
+        <w:rPr>
+          <w:rFonts w:ascii="Arial" w:hAnsi="Arial" w:cs="Arial"/>
+          <w:sz w:val="22"/>
+          <w:szCs w:val="22"/>
+        </w:rPr>
+        <w:t xml:space="preserve">4{% else </w:t>
+      </w:r>
+      <w:proofErr w:type="gramStart"/>
+      <w:r>
+        <w:rPr>
+          <w:rFonts w:ascii="Arial" w:hAnsi="Arial" w:cs="Arial"/>
+          <w:sz w:val="22"/>
+          <w:szCs w:val="22"/>
+        </w:rPr>
+        <w:t>%}</w:t>
       </w:r>
       <w:r>
         <w:rPr>
@@ -1840,7 +899,17 @@
           <w:sz w:val="22"/>
           <w:szCs w:val="22"/>
         </w:rPr>
-        <w:t>E5</w:t>
+        <w:t>E</w:t>
+      </w:r>
+      <w:proofErr w:type="gramEnd"/>
+      <w:r>
+        <w:rPr>
+          <w:rFonts w:ascii="Arial" w:hAnsi="Arial" w:cs="Arial"/>
+          <w:color w:val="000000"/>
+          <w:sz w:val="22"/>
+          <w:szCs w:val="22"/>
+        </w:rPr>
+        <w:t>5</w:t>
       </w:r>
       <w:r>
         <w:rPr>
@@ -1879,6 +948,7 @@
           <w:szCs w:val="22"/>
         </w:rPr>
       </w:pPr>
+      <w:proofErr w:type="gramStart"/>
       <w:r>
         <w:rPr>
           <w:rFonts w:ascii="Arial" w:hAnsi="Arial" w:cs="Arial"/>
@@ -1886,7 +956,6 @@
           <w:sz w:val="22"/>
           <w:szCs w:val="22"/>
         </w:rPr>
-        <w:lastRenderedPageBreak/>
         <w:t xml:space="preserve">{{ </w:t>
       </w:r>
       <w:r>
@@ -1896,8 +965,9 @@
           <w:sz w:val="22"/>
           <w:szCs w:val="22"/>
         </w:rPr>
-        <w:t>fix_punctuation(</w:t>
-      </w:r>
+        <w:t>fix</w:t>
+      </w:r>
+      <w:proofErr w:type="gramEnd"/>
       <w:r>
         <w:rPr>
           <w:rFonts w:ascii="Arial" w:hAnsi="Arial" w:cs="Arial"/>
@@ -1905,8 +975,18 @@
           <w:sz w:val="22"/>
           <w:szCs w:val="22"/>
         </w:rPr>
+        <w:t>_punctuation(</w:t>
+      </w:r>
+      <w:r>
+        <w:rPr>
+          <w:rFonts w:ascii="Arial" w:hAnsi="Arial" w:cs="Arial"/>
+          <w:color w:val="000000"/>
+          <w:sz w:val="22"/>
+          <w:szCs w:val="22"/>
+        </w:rPr>
         <w:t>other_request_exp</w:t>
       </w:r>
+      <w:proofErr w:type="gramStart"/>
       <w:r>
         <w:rPr>
           <w:rFonts w:ascii="Arial" w:hAnsi="Arial" w:cs="Arial"/>
@@ -1923,7 +1003,17 @@
           <w:sz w:val="22"/>
           <w:szCs w:val="22"/>
         </w:rPr>
-        <w:t xml:space="preserve"> }}</w:t>
+        <w:t xml:space="preserve"> }</w:t>
+      </w:r>
+      <w:proofErr w:type="gramEnd"/>
+      <w:r>
+        <w:rPr>
+          <w:rFonts w:ascii="Arial" w:hAnsi="Arial" w:cs="Arial"/>
+          <w:color w:val="000000"/>
+          <w:sz w:val="22"/>
+          <w:szCs w:val="22"/>
+        </w:rPr>
+        <w:t>}</w:t>
       </w:r>
     </w:p>
     <w:p>
@@ -1970,8 +1060,19 @@
           <w:sz w:val="22"/>
           <w:szCs w:val="22"/>
         </w:rPr>
-        <w:t>{%p endif %}</w:t>
-      </w:r>
+        <w:t xml:space="preserve">{%p </w:t>
+      </w:r>
+      <w:proofErr w:type="gramStart"/>
+      <w:r>
+        <w:rPr>
+          <w:rFonts w:ascii="Arial" w:hAnsi="Arial" w:cs="Arial"/>
+          <w:color w:val="000000"/>
+          <w:sz w:val="22"/>
+          <w:szCs w:val="22"/>
+        </w:rPr>
+        <w:t>endif %}</w:t>
+      </w:r>
+      <w:proofErr w:type="gramEnd"/>
     </w:p>
     <w:p>
       <w:pPr>
